--- a/DirectX12/D3D12_2/DirectX12_설명문서2.docx
+++ b/DirectX12/D3D12_2/DirectX12_설명문서2.docx
@@ -1,6 +1,6 @@
 
 <file path=word/document.xml><?xml version="1.0" encoding="utf-8"?>
-<w:document xmlns:wpc="http://schemas.microsoft.com/office/word/2010/wordprocessingCanvas" xmlns:cx="http://schemas.microsoft.com/office/drawing/2014/chartex" xmlns:cx1="http://schemas.microsoft.com/office/drawing/2015/9/8/chartex" xmlns:cx2="http://schemas.microsoft.com/office/drawing/2015/10/21/chartex" xmlns:cx3="http://schemas.microsoft.com/office/drawing/2016/5/9/chartex" xmlns:cx4="http://schemas.microsoft.com/office/drawing/2016/5/10/chartex" xmlns:cx5="http://schemas.microsoft.com/office/drawing/2016/5/11/chartex" xmlns:cx6="http://schemas.microsoft.com/office/drawing/2016/5/12/chartex" xmlns:cx7="http://schemas.microsoft.com/office/drawing/2016/5/13/chartex" xmlns:cx8="http://schemas.microsoft.com/office/drawing/2016/5/14/chartex" xmlns:mc="http://schemas.openxmlformats.org/markup-compatibility/2006" xmlns:aink="http://schemas.microsoft.com/office/drawing/2016/ink" xmlns:am3d="http://schemas.microsoft.com/office/drawing/2017/model3d" xmlns:o="urn:schemas-microsoft-com:office:office" xmlns:r="http://schemas.openxmlformats.org/officeDocument/2006/relationships" xmlns:m="http://schemas.openxmlformats.org/officeDocument/2006/math" xmlns:v="urn:schemas-microsoft-com:vml" xmlns:wp14="http://schemas.microsoft.com/office/word/2010/wordprocessingDrawing" xmlns:wp="http://schemas.openxmlformats.org/drawingml/2006/wordprocessingDrawing" xmlns:w10="urn:schemas-microsoft-com:office:word" xmlns:w="http://schemas.openxmlformats.org/wordprocessingml/2006/main" xmlns:w14="http://schemas.microsoft.com/office/word/2010/wordml" xmlns:w15="http://schemas.microsoft.com/office/word/2012/wordml" xmlns:w16cex="http://schemas.microsoft.com/office/word/2018/wordml/cex" xmlns:w16cid="http://schemas.microsoft.com/office/word/2016/wordml/cid" xmlns:w16="http://schemas.microsoft.com/office/word/2018/wordml" xmlns:w16sdtdh="http://schemas.microsoft.com/office/word/2020/wordml/sdtdatahash" xmlns:w16se="http://schemas.microsoft.com/office/word/2015/wordml/symex" xmlns:wpg="http://schemas.microsoft.com/office/word/2010/wordprocessingGroup" xmlns:wpi="http://schemas.microsoft.com/office/word/2010/wordprocessingInk" xmlns:wne="http://schemas.microsoft.com/office/word/2006/wordml" xmlns:wps="http://schemas.microsoft.com/office/word/2010/wordprocessingShape" mc:Ignorable="w14 w15 w16se w16cid w16 w16cex w16sdtdh wp14">
+<w:document xmlns:wpc="http://schemas.microsoft.com/office/word/2010/wordprocessingCanvas" xmlns:cx="http://schemas.microsoft.com/office/drawing/2014/chartex" xmlns:cx1="http://schemas.microsoft.com/office/drawing/2015/9/8/chartex" xmlns:cx2="http://schemas.microsoft.com/office/drawing/2015/10/21/chartex" xmlns:cx3="http://schemas.microsoft.com/office/drawing/2016/5/9/chartex" xmlns:cx4="http://schemas.microsoft.com/office/drawing/2016/5/10/chartex" xmlns:cx5="http://schemas.microsoft.com/office/drawing/2016/5/11/chartex" xmlns:cx6="http://schemas.microsoft.com/office/drawing/2016/5/12/chartex" xmlns:cx7="http://schemas.microsoft.com/office/drawing/2016/5/13/chartex" xmlns:cx8="http://schemas.microsoft.com/office/drawing/2016/5/14/chartex" xmlns:mc="http://schemas.openxmlformats.org/markup-compatibility/2006" xmlns:aink="http://schemas.microsoft.com/office/drawing/2016/ink" xmlns:am3d="http://schemas.microsoft.com/office/drawing/2017/model3d" xmlns:o="urn:schemas-microsoft-com:office:office" xmlns:oel="http://schemas.microsoft.com/office/2019/extlst" xmlns:r="http://schemas.openxmlformats.org/officeDocument/2006/relationships" xmlns:m="http://schemas.openxmlformats.org/officeDocument/2006/math" xmlns:v="urn:schemas-microsoft-com:vml" xmlns:wp14="http://schemas.microsoft.com/office/word/2010/wordprocessingDrawing" xmlns:wp="http://schemas.openxmlformats.org/drawingml/2006/wordprocessingDrawing" xmlns:w10="urn:schemas-microsoft-com:office:word" xmlns:w="http://schemas.openxmlformats.org/wordprocessingml/2006/main" xmlns:w14="http://schemas.microsoft.com/office/word/2010/wordml" xmlns:w15="http://schemas.microsoft.com/office/word/2012/wordml" xmlns:w16cex="http://schemas.microsoft.com/office/word/2018/wordml/cex" xmlns:w16cid="http://schemas.microsoft.com/office/word/2016/wordml/cid" xmlns:w16="http://schemas.microsoft.com/office/word/2018/wordml" xmlns:w16sdtdh="http://schemas.microsoft.com/office/word/2020/wordml/sdtdatahash" xmlns:w16se="http://schemas.microsoft.com/office/word/2015/wordml/symex" xmlns:wpg="http://schemas.microsoft.com/office/word/2010/wordprocessingGroup" xmlns:wpi="http://schemas.microsoft.com/office/word/2010/wordprocessingInk" xmlns:wne="http://schemas.microsoft.com/office/word/2006/wordml" xmlns:wps="http://schemas.microsoft.com/office/word/2010/wordprocessingShape" mc:Ignorable="w14 w15 w16se w16cid w16 w16cex w16sdtdh wp14">
   <w:body>
     <w:p>
       <w:pPr>
@@ -353,37 +353,6 @@
         <w:rPr>
           <w:rFonts w:hint="eastAsia"/>
         </w:rPr>
-        <w:t>깊이 검사와 깊이</w:t>
-      </w:r>
-      <w:r>
-        <w:t>z</w:t>
-      </w:r>
-      <w:r>
-        <w:rPr>
-          <w:rFonts w:hint="eastAsia"/>
-        </w:rPr>
-        <w:t xml:space="preserve">값을 이용해 스카이 박스를 나중에 그려 </w:t>
-      </w:r>
-      <w:r>
-        <w:rPr>
-          <w:rFonts w:hint="eastAsia"/>
-        </w:rPr>
-        <w:t>스카이 박스 렌더링의 낭비를 줄였습니다.</w:t>
-      </w:r>
-    </w:p>
-    <w:p>
-      <w:pPr>
-        <w:pStyle w:val="a3"/>
-        <w:numPr>
-          <w:ilvl w:val="0"/>
-          <w:numId w:val="5"/>
-        </w:numPr>
-        <w:ind w:leftChars="0"/>
-      </w:pPr>
-      <w:r>
-        <w:rPr>
-          <w:rFonts w:hint="eastAsia"/>
-        </w:rPr>
         <w:t xml:space="preserve">큐브 </w:t>
       </w:r>
       <w:proofErr w:type="spellStart"/>
@@ -402,80 +371,6 @@
           <w:rFonts w:hint="eastAsia"/>
         </w:rPr>
         <w:t xml:space="preserve"> 사용하였습니다.</w:t>
-      </w:r>
-    </w:p>
-    <w:p>
-      <w:pPr>
-        <w:rPr>
-          <w:b/>
-          <w:bCs/>
-        </w:rPr>
-      </w:pPr>
-      <w:r>
-        <w:rPr>
-          <w:rFonts w:hint="eastAsia"/>
-          <w:b/>
-          <w:bCs/>
-        </w:rPr>
-        <w:t>지형</w:t>
-      </w:r>
-    </w:p>
-    <w:p>
-      <w:pPr>
-        <w:pStyle w:val="a3"/>
-        <w:numPr>
-          <w:ilvl w:val="0"/>
-          <w:numId w:val="9"/>
-        </w:numPr>
-        <w:ind w:leftChars="0"/>
-      </w:pPr>
-      <w:r>
-        <w:rPr>
-          <w:rFonts w:hint="eastAsia"/>
-        </w:rPr>
-        <w:t xml:space="preserve">두 개의 </w:t>
-      </w:r>
-      <w:proofErr w:type="spellStart"/>
-      <w:r>
-        <w:t>uv</w:t>
-      </w:r>
-      <w:proofErr w:type="spellEnd"/>
-      <w:r>
-        <w:rPr>
-          <w:rFonts w:hint="eastAsia"/>
-        </w:rPr>
-        <w:t xml:space="preserve">좌표를 이용해 </w:t>
-      </w:r>
-      <w:r>
-        <w:rPr>
-          <w:rFonts w:hint="eastAsia"/>
-        </w:rPr>
-        <w:t>자연스러운 지형 매핑을 하였습니다.</w:t>
-      </w:r>
-    </w:p>
-    <w:p>
-      <w:pPr>
-        <w:pStyle w:val="a3"/>
-        <w:numPr>
-          <w:ilvl w:val="0"/>
-          <w:numId w:val="9"/>
-        </w:numPr>
-        <w:ind w:leftChars="0"/>
-      </w:pPr>
-      <w:r>
-        <w:rPr>
-          <w:rFonts w:hint="eastAsia"/>
-        </w:rPr>
-        <w:t>여러 개의 텍스처를 이용해 도로,</w:t>
-      </w:r>
-      <w:r>
-        <w:t xml:space="preserve"> </w:t>
-      </w:r>
-      <w:r>
-        <w:rPr>
-          <w:rFonts w:hint="eastAsia"/>
-        </w:rPr>
-        <w:t>빌보드의 종류를 정하였습니다.</w:t>
       </w:r>
     </w:p>
     <w:p>
@@ -567,7 +462,7 @@
         <w:pStyle w:val="a3"/>
         <w:numPr>
           <w:ilvl w:val="0"/>
-          <w:numId w:val="4"/>
+          <w:numId w:val="16"/>
         </w:numPr>
         <w:ind w:leftChars="0"/>
       </w:pPr>
@@ -575,7 +470,7 @@
         <w:rPr>
           <w:rFonts w:hint="eastAsia"/>
         </w:rPr>
-        <w:t>플레이어가 지형 위를 따라 움직입니다.</w:t>
+        <w:t>D를 누르면 와이어 프레임으로 렌더링 됩니다</w:t>
       </w:r>
     </w:p>
     <w:p>
@@ -591,24 +486,7 @@
         <w:rPr>
           <w:rFonts w:hint="eastAsia"/>
         </w:rPr>
-        <w:t>D를 누르면 와이어 프레임으로 렌더링 됩니다</w:t>
-      </w:r>
-    </w:p>
-    <w:p>
-      <w:pPr>
-        <w:rPr>
-          <w:b/>
-          <w:bCs/>
-        </w:rPr>
-      </w:pPr>
-      <w:r>
-        <w:rPr>
-          <w:rFonts w:hint="eastAsia"/>
-          <w:b/>
-          <w:bCs/>
-        </w:rPr>
-        <w:lastRenderedPageBreak/>
-        <w:t>그림자</w:t>
+        <w:t>플레이어가 지형 위를 따라 움직입니다.</w:t>
       </w:r>
     </w:p>
     <w:p>
@@ -624,21 +502,24 @@
         <w:rPr>
           <w:rFonts w:hint="eastAsia"/>
         </w:rPr>
-        <w:t xml:space="preserve">쉐도우 </w:t>
-      </w:r>
-      <w:proofErr w:type="spellStart"/>
-      <w:r>
-        <w:rPr>
-          <w:rFonts w:hint="eastAsia"/>
-        </w:rPr>
-        <w:t>맵을</w:t>
-      </w:r>
-      <w:proofErr w:type="spellEnd"/>
-      <w:r>
-        <w:rPr>
-          <w:rFonts w:hint="eastAsia"/>
-        </w:rPr>
-        <w:t xml:space="preserve"> 생성하고 그림자를 렌더링하였습니다.</w:t>
+        <w:t xml:space="preserve">두 개의 </w:t>
+      </w:r>
+      <w:proofErr w:type="spellStart"/>
+      <w:r>
+        <w:t>uv</w:t>
+      </w:r>
+      <w:proofErr w:type="spellEnd"/>
+      <w:r>
+        <w:rPr>
+          <w:rFonts w:hint="eastAsia"/>
+        </w:rPr>
+        <w:t xml:space="preserve">좌표를 이용해 </w:t>
+      </w:r>
+      <w:r>
+        <w:rPr>
+          <w:rFonts w:hint="eastAsia"/>
+        </w:rPr>
+        <w:t>자연스러운 지형 매핑을 하였습니다.</w:t>
       </w:r>
     </w:p>
     <w:p>
@@ -651,27 +532,35 @@
         <w:ind w:leftChars="0"/>
       </w:pPr>
       <w:r>
-        <w:t>I</w:t>
-      </w:r>
-      <w:r>
-        <w:rPr>
-          <w:rFonts w:hint="eastAsia"/>
-        </w:rPr>
-        <w:t xml:space="preserve">를 누르면 그림자가 있는 </w:t>
-      </w:r>
-      <w:proofErr w:type="spellStart"/>
-      <w:r>
-        <w:rPr>
-          <w:rFonts w:hint="eastAsia"/>
-        </w:rPr>
-        <w:t>씬으로</w:t>
-      </w:r>
-      <w:proofErr w:type="spellEnd"/>
-      <w:r>
-        <w:rPr>
-          <w:rFonts w:hint="eastAsia"/>
-        </w:rPr>
-        <w:t xml:space="preserve"> 전환됩니다.</w:t>
+        <w:rPr>
+          <w:rFonts w:hint="eastAsia"/>
+        </w:rPr>
+        <w:t>여러 개의 텍스처를 이용해 도로,</w:t>
+      </w:r>
+      <w:r>
+        <w:t xml:space="preserve"> </w:t>
+      </w:r>
+      <w:r>
+        <w:rPr>
+          <w:rFonts w:hint="eastAsia"/>
+        </w:rPr>
+        <w:t>빌보드의 종류를 정하였습니다.</w:t>
+      </w:r>
+    </w:p>
+    <w:p>
+      <w:pPr>
+        <w:rPr>
+          <w:b/>
+          <w:bCs/>
+        </w:rPr>
+      </w:pPr>
+      <w:r>
+        <w:rPr>
+          <w:rFonts w:hint="eastAsia"/>
+          <w:b/>
+          <w:bCs/>
+        </w:rPr>
+        <w:t>그림자</w:t>
       </w:r>
     </w:p>
     <w:p>
@@ -701,40 +590,8 @@
         <w:rPr>
           <w:rFonts w:hint="eastAsia"/>
         </w:rPr>
-        <w:t xml:space="preserve"> 렌더링하는 스레드와 </w:t>
-      </w:r>
-      <w:proofErr w:type="spellStart"/>
-      <w:r>
-        <w:rPr>
-          <w:rFonts w:hint="eastAsia"/>
-        </w:rPr>
-        <w:t>씬을</w:t>
-      </w:r>
-      <w:proofErr w:type="spellEnd"/>
-      <w:r>
-        <w:rPr>
-          <w:rFonts w:hint="eastAsia"/>
-        </w:rPr>
-        <w:t xml:space="preserve"> 렌더링하는 스레드를 분리하였습니다.</w:t>
-      </w:r>
-    </w:p>
-    <w:p>
-      <w:pPr>
-        <w:rPr>
-          <w:b/>
-          <w:bCs/>
-        </w:rPr>
-      </w:pPr>
-      <w:proofErr w:type="spellStart"/>
-      <w:r>
-        <w:rPr>
-          <w:rFonts w:hint="eastAsia"/>
-          <w:b/>
-          <w:bCs/>
-        </w:rPr>
-        <w:t>블러링</w:t>
-      </w:r>
-      <w:proofErr w:type="spellEnd"/>
+        <w:t xml:space="preserve"> 생성하고 그림자를 렌더링하였습니다.</w:t>
+      </w:r>
     </w:p>
     <w:p>
       <w:pPr>
@@ -746,6 +603,101 @@
         <w:ind w:leftChars="0"/>
       </w:pPr>
       <w:r>
+        <w:t>I</w:t>
+      </w:r>
+      <w:r>
+        <w:rPr>
+          <w:rFonts w:hint="eastAsia"/>
+        </w:rPr>
+        <w:t xml:space="preserve">를 누르면 그림자가 있는 </w:t>
+      </w:r>
+      <w:proofErr w:type="spellStart"/>
+      <w:r>
+        <w:rPr>
+          <w:rFonts w:hint="eastAsia"/>
+        </w:rPr>
+        <w:t>씬으로</w:t>
+      </w:r>
+      <w:proofErr w:type="spellEnd"/>
+      <w:r>
+        <w:rPr>
+          <w:rFonts w:hint="eastAsia"/>
+        </w:rPr>
+        <w:t xml:space="preserve"> 전환됩니다.</w:t>
+      </w:r>
+    </w:p>
+    <w:p>
+      <w:pPr>
+        <w:pStyle w:val="a3"/>
+        <w:numPr>
+          <w:ilvl w:val="0"/>
+          <w:numId w:val="4"/>
+        </w:numPr>
+        <w:ind w:leftChars="0"/>
+      </w:pPr>
+      <w:r>
+        <w:rPr>
+          <w:rFonts w:hint="eastAsia"/>
+        </w:rPr>
+        <w:t xml:space="preserve">쉐도우 </w:t>
+      </w:r>
+      <w:proofErr w:type="spellStart"/>
+      <w:r>
+        <w:rPr>
+          <w:rFonts w:hint="eastAsia"/>
+        </w:rPr>
+        <w:t>맵을</w:t>
+      </w:r>
+      <w:proofErr w:type="spellEnd"/>
+      <w:r>
+        <w:rPr>
+          <w:rFonts w:hint="eastAsia"/>
+        </w:rPr>
+        <w:t xml:space="preserve"> 렌더링하는 스레드와 </w:t>
+      </w:r>
+      <w:proofErr w:type="spellStart"/>
+      <w:r>
+        <w:rPr>
+          <w:rFonts w:hint="eastAsia"/>
+        </w:rPr>
+        <w:t>씬을</w:t>
+      </w:r>
+      <w:proofErr w:type="spellEnd"/>
+      <w:r>
+        <w:rPr>
+          <w:rFonts w:hint="eastAsia"/>
+        </w:rPr>
+        <w:t xml:space="preserve"> 렌더링하는 스레드를 분리하였습니다.</w:t>
+      </w:r>
+    </w:p>
+    <w:p>
+      <w:pPr>
+        <w:rPr>
+          <w:b/>
+          <w:bCs/>
+        </w:rPr>
+      </w:pPr>
+      <w:proofErr w:type="spellStart"/>
+      <w:r>
+        <w:rPr>
+          <w:rFonts w:hint="eastAsia"/>
+          <w:b/>
+          <w:bCs/>
+        </w:rPr>
+        <w:t>블러링</w:t>
+      </w:r>
+      <w:proofErr w:type="spellEnd"/>
+    </w:p>
+    <w:p>
+      <w:pPr>
+        <w:pStyle w:val="a3"/>
+        <w:numPr>
+          <w:ilvl w:val="0"/>
+          <w:numId w:val="4"/>
+        </w:numPr>
+        <w:ind w:leftChars="0"/>
+      </w:pPr>
+      <w:r>
         <w:rPr>
           <w:rFonts w:hint="eastAsia"/>
         </w:rPr>
@@ -756,7 +708,13 @@
         <w:rPr>
           <w:rFonts w:hint="eastAsia"/>
         </w:rPr>
-        <w:t>쉐이더를</w:t>
+        <w:t>셰이더</w:t>
+      </w:r>
+      <w:r>
+        <w:rPr>
+          <w:rFonts w:hint="eastAsia"/>
+        </w:rPr>
+        <w:t>를</w:t>
       </w:r>
       <w:proofErr w:type="spellEnd"/>
       <w:r>
@@ -770,7 +728,6 @@
     <w:p>
       <w:pPr>
         <w:rPr>
-          <w:rFonts w:hint="eastAsia"/>
           <w:b/>
           <w:bCs/>
           <w:sz w:val="28"/>
@@ -1081,6 +1038,15 @@
           <w:szCs w:val="20"/>
         </w:rPr>
       </w:pPr>
+    </w:p>
+    <w:p>
+      <w:pPr>
+        <w:rPr>
+          <w:b/>
+          <w:bCs/>
+          <w:szCs w:val="20"/>
+        </w:rPr>
+      </w:pPr>
       <w:r>
         <w:rPr>
           <w:rFonts w:hint="eastAsia"/>
@@ -1172,14 +1138,7 @@
         <w:rPr>
           <w:szCs w:val="20"/>
         </w:rPr>
-        <w:t xml:space="preserve"> </w:t>
-      </w:r>
-      <w:r>
-        <w:rPr>
-          <w:szCs w:val="20"/>
-        </w:rPr>
-        <w:lastRenderedPageBreak/>
-        <w:t>8</w:t>
+        <w:t xml:space="preserve"> 8</w:t>
       </w:r>
       <w:r>
         <w:rPr>
@@ -1317,7 +1276,14 @@
           <w:rFonts w:hint="eastAsia"/>
           <w:szCs w:val="20"/>
         </w:rPr>
-        <w:t>쉐이더에서</w:t>
+        <w:t>셰이더</w:t>
+      </w:r>
+      <w:r>
+        <w:rPr>
+          <w:rFonts w:hint="eastAsia"/>
+          <w:szCs w:val="20"/>
+        </w:rPr>
+        <w:t>에서</w:t>
       </w:r>
       <w:proofErr w:type="spellEnd"/>
       <w:r>
@@ -1365,7 +1331,21 @@
           <w:rFonts w:hint="eastAsia"/>
           <w:szCs w:val="20"/>
         </w:rPr>
-        <w:t>픽셀쉐이더의</w:t>
+        <w:t>픽셀</w:t>
+      </w:r>
+      <w:r>
+        <w:rPr>
+          <w:rFonts w:hint="eastAsia"/>
+          <w:szCs w:val="20"/>
+        </w:rPr>
+        <w:t>셰이더</w:t>
+      </w:r>
+      <w:r>
+        <w:rPr>
+          <w:rFonts w:hint="eastAsia"/>
+          <w:szCs w:val="20"/>
+        </w:rPr>
+        <w:t>의</w:t>
       </w:r>
       <w:proofErr w:type="spellEnd"/>
       <w:r>
@@ -1569,45 +1549,36 @@
           <w:rFonts w:hint="eastAsia"/>
           <w:szCs w:val="20"/>
         </w:rPr>
-        <w:t xml:space="preserve">텍스처정보)를 버퍼에 담아서 </w:t>
-      </w:r>
-      <w:proofErr w:type="gramStart"/>
-      <w:r>
-        <w:rPr>
-          <w:rFonts w:hint="eastAsia"/>
-          <w:szCs w:val="20"/>
-        </w:rPr>
-        <w:t>사용하였</w:t>
-      </w:r>
-      <w:r>
-        <w:rPr>
-          <w:rFonts w:hint="eastAsia"/>
-          <w:szCs w:val="20"/>
-        </w:rPr>
-        <w:t>습니다.</w:t>
-      </w:r>
-      <w:r>
-        <w:rPr>
-          <w:rFonts w:hint="eastAsia"/>
-          <w:szCs w:val="20"/>
-        </w:rPr>
-        <w:t>.</w:t>
-      </w:r>
-      <w:proofErr w:type="gramEnd"/>
-      <w:r>
-        <w:rPr>
-          <w:rFonts w:hint="eastAsia"/>
-          <w:szCs w:val="20"/>
-        </w:rPr>
-        <w:t xml:space="preserve"> 그리고 </w:t>
-      </w:r>
-      <w:proofErr w:type="spellStart"/>
-      <w:r>
-        <w:rPr>
-          <w:rFonts w:hint="eastAsia"/>
-          <w:szCs w:val="20"/>
-        </w:rPr>
-        <w:t>쉐이더에서</w:t>
+        <w:t>텍스처정보)를 버퍼에 담아서 사용하였</w:t>
+      </w:r>
+      <w:r>
+        <w:rPr>
+          <w:rFonts w:hint="eastAsia"/>
+          <w:szCs w:val="20"/>
+        </w:rPr>
+        <w:t>습니다</w:t>
+      </w:r>
+      <w:r>
+        <w:rPr>
+          <w:rFonts w:hint="eastAsia"/>
+          <w:szCs w:val="20"/>
+        </w:rPr>
+        <w:t xml:space="preserve">. 그리고 </w:t>
+      </w:r>
+      <w:proofErr w:type="spellStart"/>
+      <w:r>
+        <w:rPr>
+          <w:rFonts w:hint="eastAsia"/>
+          <w:szCs w:val="20"/>
+        </w:rPr>
+        <w:t>셰이더</w:t>
+      </w:r>
+      <w:r>
+        <w:rPr>
+          <w:rFonts w:hint="eastAsia"/>
+          <w:szCs w:val="20"/>
+        </w:rPr>
+        <w:t>에서</w:t>
       </w:r>
       <w:proofErr w:type="spellEnd"/>
       <w:r>
@@ -1654,6 +1625,7 @@
           <w:noProof/>
           <w:szCs w:val="20"/>
         </w:rPr>
+        <w:lastRenderedPageBreak/>
         <w:drawing>
           <wp:inline distT="0" distB="0" distL="0" distR="0" wp14:anchorId="4B5E7B2B" wp14:editId="02A7FEE3">
             <wp:extent cx="5048955" cy="876422"/>
@@ -1846,7 +1818,6 @@
         <w:ind w:leftChars="0"/>
       </w:pPr>
       <w:r>
-        <w:lastRenderedPageBreak/>
         <w:t xml:space="preserve"> </w:t>
       </w:r>
       <w:r>
@@ -1930,30 +1901,28 @@
         <w:rPr>
           <w:rFonts w:hint="eastAsia"/>
         </w:rPr>
-        <w:t xml:space="preserve">값이 될 수 있도록 z값을 w로 만들어 월드 뷰 </w:t>
-      </w:r>
-      <w:proofErr w:type="spellStart"/>
-      <w:r>
-        <w:rPr>
-          <w:rFonts w:hint="eastAsia"/>
-        </w:rPr>
-        <w:t>프로젝션</w:t>
-      </w:r>
-      <w:proofErr w:type="spellEnd"/>
-      <w:r>
-        <w:rPr>
-          <w:rFonts w:hint="eastAsia"/>
-        </w:rPr>
-        <w:t xml:space="preserve"> 변환을 </w:t>
-      </w:r>
-      <w:r>
-        <w:rPr>
-          <w:rFonts w:hint="eastAsia"/>
-        </w:rPr>
-        <w:t xml:space="preserve">하였습니다 </w:t>
-      </w:r>
-      <w:r>
-        <w:t xml:space="preserve">    </w:t>
+        <w:t>값이 될 수 있도록 z값을 w로 만</w:t>
+      </w:r>
+      <w:r>
+        <w:rPr>
+          <w:rFonts w:hint="eastAsia"/>
+        </w:rPr>
+        <w:t xml:space="preserve">든 후 </w:t>
+      </w:r>
+      <w:r>
+        <w:rPr>
+          <w:rFonts w:hint="eastAsia"/>
+        </w:rPr>
+        <w:t xml:space="preserve">변환을 </w:t>
+      </w:r>
+      <w:r>
+        <w:rPr>
+          <w:rFonts w:hint="eastAsia"/>
+        </w:rPr>
+        <w:t>하였습니다</w:t>
+      </w:r>
+      <w:r>
+        <w:t xml:space="preserve">. </w:t>
       </w:r>
       <w:proofErr w:type="spellStart"/>
       <w:r>
@@ -2498,7 +2467,19 @@
         <w:rPr>
           <w:rFonts w:hint="eastAsia"/>
         </w:rPr>
-        <w:t>기하쉐이더를</w:t>
+        <w:t>기하</w:t>
+      </w:r>
+      <w:r>
+        <w:rPr>
+          <w:rFonts w:hint="eastAsia"/>
+        </w:rPr>
+        <w:t>셰이더</w:t>
+      </w:r>
+      <w:r>
+        <w:rPr>
+          <w:rFonts w:hint="eastAsia"/>
+        </w:rPr>
+        <w:t>를</w:t>
       </w:r>
       <w:proofErr w:type="spellEnd"/>
       <w:r>
@@ -2535,7 +2516,7 @@
         <w:rPr>
           <w:rFonts w:hint="eastAsia"/>
         </w:rPr>
-        <w:t>쉐이더</w:t>
+        <w:t>셰이더</w:t>
       </w:r>
       <w:proofErr w:type="spellEnd"/>
       <w:r>
@@ -2681,7 +2662,7 @@
         <w:rPr>
           <w:rFonts w:hint="eastAsia"/>
         </w:rPr>
-        <w:t>쉐이더</w:t>
+        <w:t>셰이더</w:t>
       </w:r>
       <w:proofErr w:type="spellEnd"/>
       <w:r>
@@ -2697,14 +2678,7 @@
         <w:rPr>
           <w:rFonts w:hint="eastAsia"/>
         </w:rPr>
-        <w:t>깊이 스텐</w:t>
-      </w:r>
-      <w:r>
-        <w:rPr>
-          <w:rFonts w:hint="eastAsia"/>
-        </w:rPr>
-        <w:lastRenderedPageBreak/>
-        <w:t>실 검사,</w:t>
+        <w:t>깊이 스텐실 검사,</w:t>
       </w:r>
       <w:r>
         <w:t xml:space="preserve"> </w:t>
@@ -2720,7 +2694,7 @@
         <w:rPr>
           <w:rFonts w:hint="eastAsia"/>
         </w:rPr>
-        <w:t>쉐이더</w:t>
+        <w:t>셰이더</w:t>
       </w:r>
       <w:proofErr w:type="spellEnd"/>
       <w:r>
@@ -2764,7 +2738,19 @@
         <w:rPr>
           <w:rFonts w:hint="eastAsia"/>
         </w:rPr>
-        <w:t>기하쉐이더에서</w:t>
+        <w:t>기하</w:t>
+      </w:r>
+      <w:r>
+        <w:rPr>
+          <w:rFonts w:hint="eastAsia"/>
+        </w:rPr>
+        <w:t>셰이더</w:t>
+      </w:r>
+      <w:r>
+        <w:rPr>
+          <w:rFonts w:hint="eastAsia"/>
+        </w:rPr>
+        <w:t>에서</w:t>
       </w:r>
       <w:proofErr w:type="spellEnd"/>
       <w:r>
@@ -3232,23 +3218,246 @@
       <w:pPr>
         <w:jc w:val="center"/>
       </w:pPr>
-    </w:p>
-    <w:p>
-      <w:pPr>
-        <w:rPr>
-          <w:b/>
-          <w:bCs/>
-          <w:szCs w:val="20"/>
-        </w:rPr>
-      </w:pPr>
-      <w:proofErr w:type="spellStart"/>
-      <w:r>
-        <w:rPr>
-          <w:rFonts w:hint="eastAsia"/>
-          <w:b/>
-          <w:bCs/>
-          <w:szCs w:val="20"/>
-        </w:rPr>
+      <w:r>
+        <w:rPr>
+          <w:noProof/>
+        </w:rPr>
+        <w:lastRenderedPageBreak/>
+        <w:drawing>
+          <wp:inline distT="0" distB="0" distL="0" distR="0" wp14:anchorId="66A3D8FD" wp14:editId="164E2CEF">
+            <wp:extent cx="5731510" cy="2585085"/>
+            <wp:effectExtent l="0" t="0" r="2540" b="5715"/>
+            <wp:docPr id="3" name="그림 3" descr="텍스트이(가) 표시된 사진&#10;&#10;자동 생성된 설명"/>
+            <wp:cNvGraphicFramePr>
+              <a:graphicFrameLocks xmlns:a="http://schemas.openxmlformats.org/drawingml/2006/main" noChangeAspect="1"/>
+            </wp:cNvGraphicFramePr>
+            <a:graphic xmlns:a="http://schemas.openxmlformats.org/drawingml/2006/main">
+              <a:graphicData uri="http://schemas.openxmlformats.org/drawingml/2006/picture">
+                <pic:pic xmlns:pic="http://schemas.openxmlformats.org/drawingml/2006/picture">
+                  <pic:nvPicPr>
+                    <pic:cNvPr id="3" name="그림 3" descr="텍스트이(가) 표시된 사진&#10;&#10;자동 생성된 설명"/>
+                    <pic:cNvPicPr/>
+                  </pic:nvPicPr>
+                  <pic:blipFill>
+                    <a:blip r:embed="rId10"/>
+                    <a:stretch>
+                      <a:fillRect/>
+                    </a:stretch>
+                  </pic:blipFill>
+                  <pic:spPr>
+                    <a:xfrm>
+                      <a:off x="0" y="0"/>
+                      <a:ext cx="5731510" cy="2585085"/>
+                    </a:xfrm>
+                    <a:prstGeom prst="rect">
+                      <a:avLst/>
+                    </a:prstGeom>
+                  </pic:spPr>
+                </pic:pic>
+              </a:graphicData>
+            </a:graphic>
+          </wp:inline>
+        </w:drawing>
+      </w:r>
+    </w:p>
+    <w:p>
+      <w:pPr>
+        <w:keepNext/>
+        <w:jc w:val="center"/>
+      </w:pPr>
+      <w:r>
+        <w:rPr>
+          <w:b/>
+          <w:bCs/>
+          <w:noProof/>
+          <w:szCs w:val="20"/>
+        </w:rPr>
+        <w:drawing>
+          <wp:inline distT="0" distB="0" distL="0" distR="0" wp14:anchorId="0174E6CD" wp14:editId="74FB8F1B">
+            <wp:extent cx="5731510" cy="1587500"/>
+            <wp:effectExtent l="0" t="0" r="2540" b="0"/>
+            <wp:docPr id="6" name="그림 6" descr="텍스트, 화면, 스크린샷, 은색이(가) 표시된 사진&#10;&#10;자동 생성된 설명"/>
+            <wp:cNvGraphicFramePr>
+              <a:graphicFrameLocks xmlns:a="http://schemas.openxmlformats.org/drawingml/2006/main" noChangeAspect="1"/>
+            </wp:cNvGraphicFramePr>
+            <a:graphic xmlns:a="http://schemas.openxmlformats.org/drawingml/2006/main">
+              <a:graphicData uri="http://schemas.openxmlformats.org/drawingml/2006/picture">
+                <pic:pic xmlns:pic="http://schemas.openxmlformats.org/drawingml/2006/picture">
+                  <pic:nvPicPr>
+                    <pic:cNvPr id="6" name="그림 6" descr="텍스트, 화면, 스크린샷, 은색이(가) 표시된 사진&#10;&#10;자동 생성된 설명"/>
+                    <pic:cNvPicPr/>
+                  </pic:nvPicPr>
+                  <pic:blipFill>
+                    <a:blip r:embed="rId11"/>
+                    <a:stretch>
+                      <a:fillRect/>
+                    </a:stretch>
+                  </pic:blipFill>
+                  <pic:spPr>
+                    <a:xfrm>
+                      <a:off x="0" y="0"/>
+                      <a:ext cx="5731510" cy="1587500"/>
+                    </a:xfrm>
+                    <a:prstGeom prst="rect">
+                      <a:avLst/>
+                    </a:prstGeom>
+                  </pic:spPr>
+                </pic:pic>
+              </a:graphicData>
+            </a:graphic>
+          </wp:inline>
+        </w:drawing>
+      </w:r>
+    </w:p>
+    <w:p>
+      <w:pPr>
+        <w:pStyle w:val="a4"/>
+        <w:jc w:val="center"/>
+        <w:rPr>
+          <w:b w:val="0"/>
+          <w:bCs w:val="0"/>
+        </w:rPr>
+      </w:pPr>
+      <w:proofErr w:type="spellStart"/>
+      <w:r>
+        <w:rPr>
+          <w:rFonts w:hint="eastAsia"/>
+        </w:rPr>
+        <w:t>파티클을</w:t>
+      </w:r>
+      <w:proofErr w:type="spellEnd"/>
+      <w:r>
+        <w:rPr>
+          <w:rFonts w:hint="eastAsia"/>
+        </w:rPr>
+        <w:t xml:space="preserve"> 동적으로 생성해 렌더링하는 코드 Shader.cpp</w:t>
+      </w:r>
+    </w:p>
+    <w:p>
+      <w:pPr>
+        <w:keepNext/>
+        <w:jc w:val="center"/>
+      </w:pPr>
+      <w:r>
+        <w:rPr>
+          <w:b/>
+          <w:bCs/>
+          <w:noProof/>
+          <w:szCs w:val="20"/>
+        </w:rPr>
+        <w:drawing>
+          <wp:inline distT="0" distB="0" distL="0" distR="0" wp14:anchorId="14FF4574" wp14:editId="04B7A714">
+            <wp:extent cx="5731510" cy="4191000"/>
+            <wp:effectExtent l="0" t="0" r="2540" b="0"/>
+            <wp:docPr id="8" name="그림 8" descr="텍스트이(가) 표시된 사진&#10;&#10;자동 생성된 설명"/>
+            <wp:cNvGraphicFramePr>
+              <a:graphicFrameLocks xmlns:a="http://schemas.openxmlformats.org/drawingml/2006/main" noChangeAspect="1"/>
+            </wp:cNvGraphicFramePr>
+            <a:graphic xmlns:a="http://schemas.openxmlformats.org/drawingml/2006/main">
+              <a:graphicData uri="http://schemas.openxmlformats.org/drawingml/2006/picture">
+                <pic:pic xmlns:pic="http://schemas.openxmlformats.org/drawingml/2006/picture">
+                  <pic:nvPicPr>
+                    <pic:cNvPr id="8" name="그림 8" descr="텍스트이(가) 표시된 사진&#10;&#10;자동 생성된 설명"/>
+                    <pic:cNvPicPr/>
+                  </pic:nvPicPr>
+                  <pic:blipFill>
+                    <a:blip r:embed="rId12"/>
+                    <a:stretch>
+                      <a:fillRect/>
+                    </a:stretch>
+                  </pic:blipFill>
+                  <pic:spPr>
+                    <a:xfrm>
+                      <a:off x="0" y="0"/>
+                      <a:ext cx="5731510" cy="4191000"/>
+                    </a:xfrm>
+                    <a:prstGeom prst="rect">
+                      <a:avLst/>
+                    </a:prstGeom>
+                  </pic:spPr>
+                </pic:pic>
+              </a:graphicData>
+            </a:graphic>
+          </wp:inline>
+        </w:drawing>
+      </w:r>
+    </w:p>
+    <w:p>
+      <w:pPr>
+        <w:pStyle w:val="a4"/>
+        <w:jc w:val="center"/>
+        <w:rPr>
+          <w:b w:val="0"/>
+          <w:bCs w:val="0"/>
+        </w:rPr>
+      </w:pPr>
+      <w:proofErr w:type="spellStart"/>
+      <w:r>
+        <w:rPr>
+          <w:rFonts w:hint="eastAsia"/>
+        </w:rPr>
+        <w:t>파티클을</w:t>
+      </w:r>
+      <w:proofErr w:type="spellEnd"/>
+      <w:r>
+        <w:rPr>
+          <w:rFonts w:hint="eastAsia"/>
+        </w:rPr>
+        <w:t xml:space="preserve"> 생성하고 그리는 코드(DirectX</w:t>
+      </w:r>
+      <w:r>
+        <w:t xml:space="preserve"> </w:t>
+      </w:r>
+      <w:r>
+        <w:rPr>
+          <w:rFonts w:hint="eastAsia"/>
+        </w:rPr>
+        <w:t>Sample</w:t>
+      </w:r>
+      <w:r>
+        <w:t xml:space="preserve"> </w:t>
+      </w:r>
+      <w:proofErr w:type="spellStart"/>
+      <w:r>
+        <w:rPr>
+          <w:rFonts w:hint="eastAsia"/>
+        </w:rPr>
+        <w:t>ParticlesGS</w:t>
+      </w:r>
+      <w:proofErr w:type="spellEnd"/>
+      <w:r>
+        <w:rPr>
+          <w:rFonts w:hint="eastAsia"/>
+        </w:rPr>
+        <w:t>를 참고해 만들었습니다)</w:t>
+      </w:r>
+    </w:p>
+    <w:p>
+      <w:pPr>
+        <w:rPr>
+          <w:b/>
+          <w:bCs/>
+          <w:szCs w:val="20"/>
+        </w:rPr>
+      </w:pPr>
+    </w:p>
+    <w:p>
+      <w:pPr>
+        <w:rPr>
+          <w:b/>
+          <w:bCs/>
+          <w:szCs w:val="20"/>
+        </w:rPr>
+      </w:pPr>
+      <w:proofErr w:type="spellStart"/>
+      <w:r>
+        <w:rPr>
+          <w:rFonts w:hint="eastAsia"/>
+          <w:b/>
+          <w:bCs/>
+          <w:szCs w:val="20"/>
+        </w:rPr>
+        <w:lastRenderedPageBreak/>
         <w:t>테셀레이션</w:t>
       </w:r>
       <w:proofErr w:type="spellEnd"/>
@@ -3363,7 +3572,6 @@
           <w:rFonts w:hint="eastAsia"/>
           <w:szCs w:val="20"/>
         </w:rPr>
-        <w:lastRenderedPageBreak/>
         <w:t xml:space="preserve">기존의 지형의 높이 정보를 가지고 있던 높이 </w:t>
       </w:r>
       <w:proofErr w:type="spellStart"/>
@@ -3430,7 +3638,14 @@
           <w:rFonts w:hint="eastAsia"/>
           <w:szCs w:val="20"/>
         </w:rPr>
-        <w:t>쉐이더에서</w:t>
+        <w:t>셰이더</w:t>
+      </w:r>
+      <w:r>
+        <w:rPr>
+          <w:rFonts w:hint="eastAsia"/>
+          <w:szCs w:val="20"/>
+        </w:rPr>
+        <w:t>에서</w:t>
       </w:r>
       <w:proofErr w:type="spellEnd"/>
       <w:r>
@@ -3483,7 +3698,21 @@
           <w:rFonts w:hint="eastAsia"/>
           <w:szCs w:val="20"/>
         </w:rPr>
-        <w:t xml:space="preserve">패치 제어점은 별다른 변화 없이 그대로 </w:t>
+        <w:t>패치 제어점은 별다른 변화 없이 그대로</w:t>
+      </w:r>
+      <w:r>
+        <w:rPr>
+          <w:rFonts w:hint="eastAsia"/>
+          <w:szCs w:val="20"/>
+        </w:rPr>
+        <w:t xml:space="preserve"> 통과하여</w:t>
+      </w:r>
+      <w:r>
+        <w:rPr>
+          <w:rFonts w:hint="eastAsia"/>
+          <w:szCs w:val="20"/>
+        </w:rPr>
+        <w:t xml:space="preserve"> </w:t>
       </w:r>
       <w:r>
         <w:rPr>
@@ -3568,7 +3797,14 @@
           <w:rFonts w:hint="eastAsia"/>
           <w:szCs w:val="20"/>
         </w:rPr>
-        <w:t>쉐이더가</w:t>
+        <w:t>셰이더</w:t>
+      </w:r>
+      <w:r>
+        <w:rPr>
+          <w:rFonts w:hint="eastAsia"/>
+          <w:szCs w:val="20"/>
+        </w:rPr>
+        <w:t>가</w:t>
       </w:r>
       <w:proofErr w:type="spellEnd"/>
       <w:r>
@@ -3666,7 +3902,14 @@
           <w:rFonts w:hint="eastAsia"/>
           <w:szCs w:val="20"/>
         </w:rPr>
-        <w:t>쉐이더로</w:t>
+        <w:t>셰이더</w:t>
+      </w:r>
+      <w:r>
+        <w:rPr>
+          <w:rFonts w:hint="eastAsia"/>
+          <w:szCs w:val="20"/>
+        </w:rPr>
+        <w:t>로</w:t>
       </w:r>
       <w:proofErr w:type="spellEnd"/>
       <w:r>
@@ -3720,39 +3963,43 @@
           <w:rFonts w:hint="eastAsia"/>
           <w:szCs w:val="20"/>
         </w:rPr>
-        <w:t xml:space="preserve">그러기 위해 지형의 높이를 구할 때 높이 </w:t>
-      </w:r>
-      <w:proofErr w:type="spellStart"/>
-      <w:r>
-        <w:rPr>
-          <w:rFonts w:hint="eastAsia"/>
-          <w:szCs w:val="20"/>
-        </w:rPr>
-        <w:t>맵에서</w:t>
-      </w:r>
-      <w:proofErr w:type="spellEnd"/>
-      <w:r>
-        <w:rPr>
-          <w:rFonts w:hint="eastAsia"/>
-          <w:szCs w:val="20"/>
-        </w:rPr>
-        <w:t xml:space="preserve"> 정보를 읽어 도메인 </w:t>
-      </w:r>
-      <w:proofErr w:type="spellStart"/>
-      <w:r>
-        <w:rPr>
-          <w:rFonts w:hint="eastAsia"/>
-          <w:szCs w:val="20"/>
-        </w:rPr>
-        <w:t>쉐이더가</w:t>
-      </w:r>
-      <w:proofErr w:type="spellEnd"/>
-      <w:r>
-        <w:rPr>
-          <w:rFonts w:hint="eastAsia"/>
-          <w:szCs w:val="20"/>
-        </w:rPr>
-        <w:t xml:space="preserve"> 변환하듯이 2</w:t>
+        <w:t>그러기 위해 지형의 높이를 구할 때</w:t>
+      </w:r>
+      <w:r>
+        <w:rPr>
+          <w:szCs w:val="20"/>
+        </w:rPr>
+        <w:t xml:space="preserve"> </w:t>
+      </w:r>
+      <w:proofErr w:type="spellStart"/>
+      <w:r>
+        <w:rPr>
+          <w:rFonts w:hint="eastAsia"/>
+          <w:szCs w:val="20"/>
+        </w:rPr>
+        <w:t>셰이더</w:t>
+      </w:r>
+      <w:r>
+        <w:rPr>
+          <w:rFonts w:hint="eastAsia"/>
+          <w:szCs w:val="20"/>
+        </w:rPr>
+        <w:t>와</w:t>
+      </w:r>
+      <w:proofErr w:type="spellEnd"/>
+      <w:r>
+        <w:rPr>
+          <w:rFonts w:hint="eastAsia"/>
+          <w:szCs w:val="20"/>
+        </w:rPr>
+        <w:t xml:space="preserve"> 같이 </w:t>
+      </w:r>
+      <w:r>
+        <w:rPr>
+          <w:rFonts w:hint="eastAsia"/>
+          <w:szCs w:val="20"/>
+        </w:rPr>
+        <w:t>2</w:t>
       </w:r>
       <w:r>
         <w:rPr>
@@ -3786,8 +4033,193 @@
     </w:p>
     <w:p>
       <w:pPr>
+        <w:keepNext/>
         <w:jc w:val="center"/>
       </w:pPr>
+      <w:r>
+        <w:rPr>
+          <w:noProof/>
+        </w:rPr>
+        <w:drawing>
+          <wp:inline distT="0" distB="0" distL="0" distR="0" wp14:anchorId="4E8684FC" wp14:editId="76C17A13">
+            <wp:extent cx="6645910" cy="5029200"/>
+            <wp:effectExtent l="0" t="0" r="2540" b="0"/>
+            <wp:docPr id="9" name="그림 9" descr="텍스트이(가) 표시된 사진&#10;&#10;자동 생성된 설명"/>
+            <wp:cNvGraphicFramePr>
+              <a:graphicFrameLocks xmlns:a="http://schemas.openxmlformats.org/drawingml/2006/main" noChangeAspect="1"/>
+            </wp:cNvGraphicFramePr>
+            <a:graphic xmlns:a="http://schemas.openxmlformats.org/drawingml/2006/main">
+              <a:graphicData uri="http://schemas.openxmlformats.org/drawingml/2006/picture">
+                <pic:pic xmlns:pic="http://schemas.openxmlformats.org/drawingml/2006/picture">
+                  <pic:nvPicPr>
+                    <pic:cNvPr id="9" name="그림 9" descr="텍스트이(가) 표시된 사진&#10;&#10;자동 생성된 설명"/>
+                    <pic:cNvPicPr/>
+                  </pic:nvPicPr>
+                  <pic:blipFill>
+                    <a:blip r:embed="rId13"/>
+                    <a:stretch>
+                      <a:fillRect/>
+                    </a:stretch>
+                  </pic:blipFill>
+                  <pic:spPr>
+                    <a:xfrm>
+                      <a:off x="0" y="0"/>
+                      <a:ext cx="6645910" cy="5029200"/>
+                    </a:xfrm>
+                    <a:prstGeom prst="rect">
+                      <a:avLst/>
+                    </a:prstGeom>
+                  </pic:spPr>
+                </pic:pic>
+              </a:graphicData>
+            </a:graphic>
+          </wp:inline>
+        </w:drawing>
+      </w:r>
+    </w:p>
+    <w:p>
+      <w:pPr>
+        <w:pStyle w:val="a4"/>
+        <w:jc w:val="center"/>
+      </w:pPr>
+      <w:r>
+        <w:rPr>
+          <w:rFonts w:hint="eastAsia"/>
+        </w:rPr>
+        <w:t xml:space="preserve">지형 </w:t>
+      </w:r>
+      <w:r>
+        <w:t>C</w:t>
+      </w:r>
+      <w:r>
+        <w:rPr>
+          <w:rFonts w:hint="eastAsia"/>
+        </w:rPr>
+        <w:t>onstant</w:t>
+      </w:r>
+      <w:r>
+        <w:t xml:space="preserve"> </w:t>
+      </w:r>
+      <w:r>
+        <w:rPr>
+          <w:rFonts w:hint="eastAsia"/>
+        </w:rPr>
+        <w:t>hull</w:t>
+      </w:r>
+      <w:r>
+        <w:t xml:space="preserve"> </w:t>
+      </w:r>
+      <w:r>
+        <w:rPr>
+          <w:rFonts w:hint="eastAsia"/>
+        </w:rPr>
+        <w:t>shader입니다.</w:t>
+      </w:r>
+      <w:r>
+        <w:t xml:space="preserve"> </w:t>
+      </w:r>
+      <w:proofErr w:type="spellStart"/>
+      <w:r>
+        <w:rPr>
+          <w:rFonts w:hint="eastAsia"/>
+        </w:rPr>
+        <w:t>Shaders</w:t>
+      </w:r>
+      <w:r>
+        <w:rPr>
+          <w:rFonts w:hint="eastAsia"/>
+        </w:rPr>
+        <w:t>.hlsl</w:t>
+      </w:r>
+      <w:proofErr w:type="spellEnd"/>
+    </w:p>
+    <w:p>
+      <w:pPr>
+        <w:keepNext/>
+        <w:jc w:val="center"/>
+      </w:pPr>
+      <w:r>
+        <w:rPr>
+          <w:noProof/>
+        </w:rPr>
+        <w:lastRenderedPageBreak/>
+        <w:drawing>
+          <wp:inline distT="0" distB="0" distL="0" distR="0" wp14:anchorId="011F2268" wp14:editId="7AFA3DA8">
+            <wp:extent cx="6645910" cy="2948305"/>
+            <wp:effectExtent l="0" t="0" r="2540" b="4445"/>
+            <wp:docPr id="10" name="그림 10" descr="텍스트이(가) 표시된 사진&#10;&#10;자동 생성된 설명"/>
+            <wp:cNvGraphicFramePr>
+              <a:graphicFrameLocks xmlns:a="http://schemas.openxmlformats.org/drawingml/2006/main" noChangeAspect="1"/>
+            </wp:cNvGraphicFramePr>
+            <a:graphic xmlns:a="http://schemas.openxmlformats.org/drawingml/2006/main">
+              <a:graphicData uri="http://schemas.openxmlformats.org/drawingml/2006/picture">
+                <pic:pic xmlns:pic="http://schemas.openxmlformats.org/drawingml/2006/picture">
+                  <pic:nvPicPr>
+                    <pic:cNvPr id="10" name="그림 10" descr="텍스트이(가) 표시된 사진&#10;&#10;자동 생성된 설명"/>
+                    <pic:cNvPicPr/>
+                  </pic:nvPicPr>
+                  <pic:blipFill>
+                    <a:blip r:embed="rId14"/>
+                    <a:stretch>
+                      <a:fillRect/>
+                    </a:stretch>
+                  </pic:blipFill>
+                  <pic:spPr>
+                    <a:xfrm>
+                      <a:off x="0" y="0"/>
+                      <a:ext cx="6645910" cy="2948305"/>
+                    </a:xfrm>
+                    <a:prstGeom prst="rect">
+                      <a:avLst/>
+                    </a:prstGeom>
+                  </pic:spPr>
+                </pic:pic>
+              </a:graphicData>
+            </a:graphic>
+          </wp:inline>
+        </w:drawing>
+      </w:r>
+    </w:p>
+    <w:p>
+      <w:pPr>
+        <w:pStyle w:val="a4"/>
+        <w:jc w:val="center"/>
+      </w:pPr>
+      <w:r>
+        <w:rPr>
+          <w:rFonts w:hint="eastAsia"/>
+        </w:rPr>
+        <w:t xml:space="preserve">지형 </w:t>
+      </w:r>
+      <w:r>
+        <w:t>D</w:t>
+      </w:r>
+      <w:r>
+        <w:rPr>
+          <w:rFonts w:hint="eastAsia"/>
+        </w:rPr>
+        <w:t>omain</w:t>
+      </w:r>
+      <w:r>
+        <w:t xml:space="preserve"> </w:t>
+      </w:r>
+      <w:r>
+        <w:rPr>
+          <w:rFonts w:hint="eastAsia"/>
+        </w:rPr>
+        <w:t>shader입니다.</w:t>
+      </w:r>
+      <w:r>
+        <w:t xml:space="preserve"> </w:t>
+      </w:r>
+      <w:proofErr w:type="spellStart"/>
+      <w:r>
+        <w:rPr>
+          <w:rFonts w:hint="eastAsia"/>
+        </w:rPr>
+        <w:t>Shaders.hlsl</w:t>
+      </w:r>
+      <w:proofErr w:type="spellEnd"/>
     </w:p>
     <w:p>
       <w:pPr>
@@ -3844,7 +4276,30 @@
           <w:rFonts w:hint="eastAsia"/>
           <w:szCs w:val="20"/>
         </w:rPr>
-        <w:t>움직이는 조명에 대한 그림자를 생성해보자</w:t>
+        <w:t xml:space="preserve">그림자 </w:t>
+      </w:r>
+      <w:proofErr w:type="spellStart"/>
+      <w:r>
+        <w:rPr>
+          <w:rFonts w:hint="eastAsia"/>
+          <w:szCs w:val="20"/>
+        </w:rPr>
+        <w:t>맵을</w:t>
+      </w:r>
+      <w:proofErr w:type="spellEnd"/>
+      <w:r>
+        <w:rPr>
+          <w:rFonts w:hint="eastAsia"/>
+          <w:szCs w:val="20"/>
+        </w:rPr>
+        <w:t xml:space="preserve"> 이용해 </w:t>
+      </w:r>
+      <w:r>
+        <w:rPr>
+          <w:rFonts w:hint="eastAsia"/>
+          <w:szCs w:val="20"/>
+        </w:rPr>
+        <w:t>조명에 대한 그림자를 생성해보자</w:t>
       </w:r>
     </w:p>
     <w:p>
@@ -3990,7 +4445,7 @@
           <w:rFonts w:hint="eastAsia"/>
           <w:szCs w:val="20"/>
         </w:rPr>
-        <w:t>오브젝트와 조명의 거리에 대한 정보를 깊이 버퍼에 쓰는 단계를 수행하기 위해 조명의 개수만큼의 버퍼와 버퍼</w:t>
+        <w:t>오브젝트와 조명의 거리에 대한 정보를 버퍼에 쓰는 단계를 수행하기 위해 조명의 개수만큼의 버퍼와 버퍼</w:t>
       </w:r>
       <w:r>
         <w:rPr>
@@ -4201,7 +4656,30 @@
           <w:rFonts w:hint="eastAsia"/>
           <w:szCs w:val="20"/>
         </w:rPr>
-        <w:t>그러면 깊이 버퍼에 오브젝트와 조명의 거리에 대한 깊이 정보가 저장</w:t>
+        <w:t xml:space="preserve">그러면 </w:t>
+      </w:r>
+      <w:proofErr w:type="spellStart"/>
+      <w:r>
+        <w:rPr>
+          <w:rFonts w:hint="eastAsia"/>
+          <w:szCs w:val="20"/>
+        </w:rPr>
+        <w:t>렌더</w:t>
+      </w:r>
+      <w:proofErr w:type="spellEnd"/>
+      <w:r>
+        <w:rPr>
+          <w:rFonts w:hint="eastAsia"/>
+          <w:szCs w:val="20"/>
+        </w:rPr>
+        <w:t xml:space="preserve"> 타겟</w:t>
+      </w:r>
+      <w:r>
+        <w:rPr>
+          <w:rFonts w:hint="eastAsia"/>
+          <w:szCs w:val="20"/>
+        </w:rPr>
+        <w:t>에 오브젝트와 조명의 거리에 대한 깊이 정보가 저장</w:t>
       </w:r>
       <w:r>
         <w:rPr>
@@ -4236,20 +4714,28 @@
         </w:rPr>
         <w:t xml:space="preserve"> </w:t>
       </w:r>
-      <w:r>
-        <w:rPr>
-          <w:rFonts w:hint="eastAsia"/>
-          <w:szCs w:val="20"/>
-        </w:rPr>
-        <w:t>깊이 버퍼의 텍스처를 읽기 위해 위에서 만든 카</w:t>
-      </w:r>
-      <w:r>
-        <w:rPr>
-          <w:rFonts w:hint="eastAsia"/>
-          <w:szCs w:val="20"/>
-        </w:rPr>
-        <w:lastRenderedPageBreak/>
-        <w:t>메라 행렬, 투영 행렬,</w:t>
+      <w:proofErr w:type="spellStart"/>
+      <w:r>
+        <w:rPr>
+          <w:rFonts w:hint="eastAsia"/>
+          <w:szCs w:val="20"/>
+        </w:rPr>
+        <w:t>렌더</w:t>
+      </w:r>
+      <w:proofErr w:type="spellEnd"/>
+      <w:r>
+        <w:rPr>
+          <w:rFonts w:hint="eastAsia"/>
+          <w:szCs w:val="20"/>
+        </w:rPr>
+        <w:t xml:space="preserve"> 타겟</w:t>
+      </w:r>
+      <w:r>
+        <w:rPr>
+          <w:rFonts w:hint="eastAsia"/>
+          <w:szCs w:val="20"/>
+        </w:rPr>
+        <w:t>의 텍스처를 읽기 위해 위에서 만든 카메라 행렬, 투영 행렬,</w:t>
       </w:r>
       <w:r>
         <w:rPr>
@@ -4384,6 +4870,7 @@
           <w:rFonts w:hint="eastAsia"/>
           <w:szCs w:val="20"/>
         </w:rPr>
+        <w:lastRenderedPageBreak/>
         <w:t>기존에 렌더링하던 대로 렌더링을 합니다.</w:t>
       </w:r>
       <w:r>
@@ -5287,15 +5774,7 @@
           <w:rFonts w:hint="eastAsia"/>
           <w:szCs w:val="20"/>
         </w:rPr>
-        <w:t xml:space="preserve"> 해당 픽셀이 주변의 그림자에 영향을 받을 수 있도록 하여 부드러운 그림자 경계를 </w:t>
-      </w:r>
-      <w:r>
-        <w:rPr>
-          <w:rFonts w:hint="eastAsia"/>
-          <w:szCs w:val="20"/>
-        </w:rPr>
-        <w:lastRenderedPageBreak/>
-        <w:t>나타낼 수 있고 계단 현상을 막을 수 있습니다.</w:t>
+        <w:t xml:space="preserve"> 해당 픽셀이 주변의 그림자에 영향을 받을 수 있도록 하여 부드러운 그림자 경계를 나타낼 수 있고 계단 현상을 막을 수 있습니다.</w:t>
       </w:r>
     </w:p>
     <w:p>
@@ -5421,6 +5900,276 @@
         </w:rPr>
         <w:t xml:space="preserve"> 그리기 위한 명령 리스트를 따로 둬 명령 리스트의 명령을 동시에 추가할 수 있도록 하였습니다</w:t>
       </w:r>
+    </w:p>
+    <w:p>
+      <w:pPr>
+        <w:jc w:val="center"/>
+        <w:rPr>
+          <w:rFonts w:hint="eastAsia"/>
+          <w:b/>
+          <w:bCs/>
+          <w:szCs w:val="20"/>
+        </w:rPr>
+      </w:pPr>
+      <w:r>
+        <w:rPr>
+          <w:b/>
+          <w:bCs/>
+          <w:szCs w:val="20"/>
+        </w:rPr>
+        <w:lastRenderedPageBreak/>
+        <w:drawing>
+          <wp:inline distT="0" distB="0" distL="0" distR="0" wp14:anchorId="65CF880D" wp14:editId="29547649">
+            <wp:extent cx="6645910" cy="4204970"/>
+            <wp:effectExtent l="0" t="0" r="2540" b="5080"/>
+            <wp:docPr id="17" name="그림 17" descr="텍스트이(가) 표시된 사진&#10;&#10;자동 생성된 설명"/>
+            <wp:cNvGraphicFramePr>
+              <a:graphicFrameLocks xmlns:a="http://schemas.openxmlformats.org/drawingml/2006/main" noChangeAspect="1"/>
+            </wp:cNvGraphicFramePr>
+            <a:graphic xmlns:a="http://schemas.openxmlformats.org/drawingml/2006/main">
+              <a:graphicData uri="http://schemas.openxmlformats.org/drawingml/2006/picture">
+                <pic:pic xmlns:pic="http://schemas.openxmlformats.org/drawingml/2006/picture">
+                  <pic:nvPicPr>
+                    <pic:cNvPr id="17" name="그림 17" descr="텍스트이(가) 표시된 사진&#10;&#10;자동 생성된 설명"/>
+                    <pic:cNvPicPr/>
+                  </pic:nvPicPr>
+                  <pic:blipFill>
+                    <a:blip r:embed="rId15"/>
+                    <a:stretch>
+                      <a:fillRect/>
+                    </a:stretch>
+                  </pic:blipFill>
+                  <pic:spPr>
+                    <a:xfrm>
+                      <a:off x="0" y="0"/>
+                      <a:ext cx="6645910" cy="4204970"/>
+                    </a:xfrm>
+                    <a:prstGeom prst="rect">
+                      <a:avLst/>
+                    </a:prstGeom>
+                  </pic:spPr>
+                </pic:pic>
+              </a:graphicData>
+            </a:graphic>
+          </wp:inline>
+        </w:drawing>
+      </w:r>
+    </w:p>
+    <w:p>
+      <w:pPr>
+        <w:jc w:val="center"/>
+        <w:rPr>
+          <w:b/>
+          <w:bCs/>
+          <w:szCs w:val="20"/>
+        </w:rPr>
+      </w:pPr>
+      <w:r>
+        <w:rPr>
+          <w:rFonts w:hint="eastAsia"/>
+          <w:b/>
+          <w:bCs/>
+          <w:szCs w:val="20"/>
+        </w:rPr>
+        <w:t xml:space="preserve">오브젝트와 조명의 거리를 나타낸 그림자 </w:t>
+      </w:r>
+      <w:proofErr w:type="spellStart"/>
+      <w:r>
+        <w:rPr>
+          <w:rFonts w:hint="eastAsia"/>
+          <w:b/>
+          <w:bCs/>
+          <w:szCs w:val="20"/>
+        </w:rPr>
+        <w:t>맵을</w:t>
+      </w:r>
+      <w:proofErr w:type="spellEnd"/>
+      <w:r>
+        <w:rPr>
+          <w:rFonts w:hint="eastAsia"/>
+          <w:b/>
+          <w:bCs/>
+          <w:szCs w:val="20"/>
+        </w:rPr>
+        <w:t xml:space="preserve"> 만드는 코드 Shader.cpp</w:t>
+      </w:r>
+    </w:p>
+    <w:p>
+      <w:pPr>
+        <w:keepNext/>
+        <w:jc w:val="center"/>
+      </w:pPr>
+      <w:r>
+        <w:rPr>
+          <w:b/>
+          <w:bCs/>
+          <w:szCs w:val="20"/>
+        </w:rPr>
+        <w:drawing>
+          <wp:inline distT="0" distB="0" distL="0" distR="0" wp14:anchorId="1479BC5A" wp14:editId="4F060836">
+            <wp:extent cx="6645910" cy="1804670"/>
+            <wp:effectExtent l="0" t="0" r="2540" b="5080"/>
+            <wp:docPr id="11" name="그림 11" descr="텍스트이(가) 표시된 사진&#10;&#10;자동 생성된 설명"/>
+            <wp:cNvGraphicFramePr>
+              <a:graphicFrameLocks xmlns:a="http://schemas.openxmlformats.org/drawingml/2006/main" noChangeAspect="1"/>
+            </wp:cNvGraphicFramePr>
+            <a:graphic xmlns:a="http://schemas.openxmlformats.org/drawingml/2006/main">
+              <a:graphicData uri="http://schemas.openxmlformats.org/drawingml/2006/picture">
+                <pic:pic xmlns:pic="http://schemas.openxmlformats.org/drawingml/2006/picture">
+                  <pic:nvPicPr>
+                    <pic:cNvPr id="11" name="그림 11" descr="텍스트이(가) 표시된 사진&#10;&#10;자동 생성된 설명"/>
+                    <pic:cNvPicPr/>
+                  </pic:nvPicPr>
+                  <pic:blipFill>
+                    <a:blip r:embed="rId16"/>
+                    <a:stretch>
+                      <a:fillRect/>
+                    </a:stretch>
+                  </pic:blipFill>
+                  <pic:spPr>
+                    <a:xfrm>
+                      <a:off x="0" y="0"/>
+                      <a:ext cx="6645910" cy="1804670"/>
+                    </a:xfrm>
+                    <a:prstGeom prst="rect">
+                      <a:avLst/>
+                    </a:prstGeom>
+                  </pic:spPr>
+                </pic:pic>
+              </a:graphicData>
+            </a:graphic>
+          </wp:inline>
+        </w:drawing>
+      </w:r>
+    </w:p>
+    <w:p>
+      <w:pPr>
+        <w:pStyle w:val="a4"/>
+        <w:jc w:val="center"/>
+      </w:pPr>
+      <w:r>
+        <w:rPr>
+          <w:rFonts w:hint="eastAsia"/>
+        </w:rPr>
+        <w:t>해당 픽셀의 그림자 여부를 판단하는 코드</w:t>
+      </w:r>
+      <w:r>
+        <w:rPr>
+          <w:rFonts w:hint="eastAsia"/>
+        </w:rPr>
+        <w:t xml:space="preserve"> </w:t>
+      </w:r>
+      <w:proofErr w:type="spellStart"/>
+      <w:r>
+        <w:rPr>
+          <w:rFonts w:hint="eastAsia"/>
+        </w:rPr>
+        <w:t>Light.hlsl</w:t>
+      </w:r>
+      <w:proofErr w:type="spellEnd"/>
+    </w:p>
+    <w:p>
+      <w:pPr>
+        <w:jc w:val="center"/>
+      </w:pPr>
+      <w:r>
+        <w:lastRenderedPageBreak/>
+        <w:drawing>
+          <wp:inline distT="0" distB="0" distL="0" distR="0" wp14:anchorId="114BCF3D" wp14:editId="3C8F3704">
+            <wp:extent cx="6645910" cy="4686935"/>
+            <wp:effectExtent l="0" t="0" r="2540" b="0"/>
+            <wp:docPr id="16" name="그림 16" descr="텍스트이(가) 표시된 사진&#10;&#10;자동 생성된 설명"/>
+            <wp:cNvGraphicFramePr>
+              <a:graphicFrameLocks xmlns:a="http://schemas.openxmlformats.org/drawingml/2006/main" noChangeAspect="1"/>
+            </wp:cNvGraphicFramePr>
+            <a:graphic xmlns:a="http://schemas.openxmlformats.org/drawingml/2006/main">
+              <a:graphicData uri="http://schemas.openxmlformats.org/drawingml/2006/picture">
+                <pic:pic xmlns:pic="http://schemas.openxmlformats.org/drawingml/2006/picture">
+                  <pic:nvPicPr>
+                    <pic:cNvPr id="16" name="그림 16" descr="텍스트이(가) 표시된 사진&#10;&#10;자동 생성된 설명"/>
+                    <pic:cNvPicPr/>
+                  </pic:nvPicPr>
+                  <pic:blipFill>
+                    <a:blip r:embed="rId17"/>
+                    <a:stretch>
+                      <a:fillRect/>
+                    </a:stretch>
+                  </pic:blipFill>
+                  <pic:spPr>
+                    <a:xfrm>
+                      <a:off x="0" y="0"/>
+                      <a:ext cx="6645910" cy="4686935"/>
+                    </a:xfrm>
+                    <a:prstGeom prst="rect">
+                      <a:avLst/>
+                    </a:prstGeom>
+                  </pic:spPr>
+                </pic:pic>
+              </a:graphicData>
+            </a:graphic>
+          </wp:inline>
+        </w:drawing>
+      </w:r>
+    </w:p>
+    <w:p>
+      <w:pPr>
+        <w:jc w:val="center"/>
+        <w:rPr>
+          <w:b/>
+          <w:bCs/>
+        </w:rPr>
+      </w:pPr>
+      <w:r>
+        <w:rPr>
+          <w:rFonts w:hint="eastAsia"/>
+          <w:b/>
+          <w:bCs/>
+        </w:rPr>
+        <w:t xml:space="preserve">빛과 그림자에 영향을 받는 </w:t>
+      </w:r>
+      <w:r>
+        <w:rPr>
+          <w:rFonts w:hint="eastAsia"/>
+          <w:b/>
+          <w:bCs/>
+        </w:rPr>
+        <w:t xml:space="preserve">픽셀의 </w:t>
+      </w:r>
+      <w:r>
+        <w:rPr>
+          <w:rFonts w:hint="eastAsia"/>
+          <w:b/>
+          <w:bCs/>
+        </w:rPr>
+        <w:t>색을 구하는 코드</w:t>
+      </w:r>
+      <w:r>
+        <w:rPr>
+          <w:b/>
+          <w:bCs/>
+        </w:rPr>
+        <w:t xml:space="preserve"> </w:t>
+      </w:r>
+      <w:proofErr w:type="spellStart"/>
+      <w:r>
+        <w:rPr>
+          <w:rFonts w:hint="eastAsia"/>
+          <w:b/>
+          <w:bCs/>
+        </w:rPr>
+        <w:t>Light.hlsl</w:t>
+      </w:r>
+      <w:proofErr w:type="spellEnd"/>
+    </w:p>
+    <w:p>
+      <w:pPr>
+        <w:jc w:val="center"/>
+        <w:rPr>
+          <w:rFonts w:hint="eastAsia"/>
+          <w:b/>
+          <w:bCs/>
+        </w:rPr>
+      </w:pPr>
     </w:p>
     <w:p>
       <w:pPr>
@@ -5457,7 +6206,7 @@
                     <pic:cNvPicPr/>
                   </pic:nvPicPr>
                   <pic:blipFill>
-                    <a:blip r:embed="rId10"/>
+                    <a:blip r:embed="rId18"/>
                     <a:stretch>
                       <a:fillRect/>
                     </a:stretch>
@@ -5510,6 +6259,65 @@
           <w:rFonts w:hint="eastAsia"/>
           <w:szCs w:val="20"/>
         </w:rPr>
+        <w:t>Intel</w:t>
+      </w:r>
+      <w:r>
+        <w:rPr>
+          <w:szCs w:val="20"/>
+        </w:rPr>
+        <w:t xml:space="preserve"> </w:t>
+      </w:r>
+      <w:r>
+        <w:rPr>
+          <w:rFonts w:hint="eastAsia"/>
+          <w:szCs w:val="20"/>
+        </w:rPr>
+        <w:t>i5-10400</w:t>
+      </w:r>
+      <w:r>
+        <w:rPr>
+          <w:szCs w:val="20"/>
+        </w:rPr>
+        <w:t xml:space="preserve"> </w:t>
+      </w:r>
+      <w:r>
+        <w:rPr>
+          <w:rFonts w:hint="eastAsia"/>
+          <w:szCs w:val="20"/>
+        </w:rPr>
+        <w:t>RTX</w:t>
+      </w:r>
+      <w:r>
+        <w:rPr>
+          <w:szCs w:val="20"/>
+        </w:rPr>
+        <w:t xml:space="preserve"> </w:t>
+      </w:r>
+      <w:r>
+        <w:rPr>
+          <w:rFonts w:hint="eastAsia"/>
+          <w:szCs w:val="20"/>
+        </w:rPr>
+        <w:t>2060</w:t>
+      </w:r>
+      <w:r>
+        <w:rPr>
+          <w:szCs w:val="20"/>
+        </w:rPr>
+        <w:t xml:space="preserve"> </w:t>
+      </w:r>
+      <w:r>
+        <w:rPr>
+          <w:rFonts w:hint="eastAsia"/>
+          <w:szCs w:val="20"/>
+        </w:rPr>
+        <w:t xml:space="preserve">기준으로 </w:t>
+      </w:r>
+      <w:r>
+        <w:rPr>
+          <w:rFonts w:hint="eastAsia"/>
+          <w:szCs w:val="20"/>
+        </w:rPr>
         <w:t xml:space="preserve">스레드를 나누기 전 </w:t>
       </w:r>
       <w:r>
@@ -5567,8 +6375,7 @@
     </w:p>
     <w:p>
       <w:pPr>
-        <w:pStyle w:val="a3"/>
-        <w:ind w:leftChars="0" w:left="1160" w:right="600"/>
+        <w:ind w:right="600"/>
         <w:jc w:val="center"/>
         <w:rPr>
           <w:b/>
@@ -5581,11 +6388,12 @@
         <w:rPr>
           <w:noProof/>
         </w:rPr>
+        <w:lastRenderedPageBreak/>
         <w:drawing>
-          <wp:inline distT="0" distB="0" distL="0" distR="0" wp14:anchorId="50101E61" wp14:editId="156A427D">
-            <wp:extent cx="2909006" cy="2160000"/>
-            <wp:effectExtent l="0" t="0" r="5715" b="0"/>
-            <wp:docPr id="5" name="그림 5" descr="실내, 바닥, 어두운, 검은색이(가) 표시된 사진&#10;&#10;자동 생성된 설명"/>
+          <wp:inline distT="0" distB="0" distL="0" distR="0" wp14:anchorId="7B95F501" wp14:editId="5AC4149A">
+            <wp:extent cx="3619500" cy="2886579"/>
+            <wp:effectExtent l="0" t="0" r="0" b="9525"/>
+            <wp:docPr id="19" name="그림 19" descr="텍스트, 대지, 검은색, 돌이(가) 표시된 사진&#10;&#10;자동 생성된 설명"/>
             <wp:cNvGraphicFramePr>
               <a:graphicFrameLocks xmlns:a="http://schemas.openxmlformats.org/drawingml/2006/main" noChangeAspect="1"/>
             </wp:cNvGraphicFramePr>
@@ -5593,11 +6401,11 @@
               <a:graphicData uri="http://schemas.openxmlformats.org/drawingml/2006/picture">
                 <pic:pic xmlns:pic="http://schemas.openxmlformats.org/drawingml/2006/picture">
                   <pic:nvPicPr>
-                    <pic:cNvPr id="4" name="그림 4" descr="실내, 바닥, 어두운, 검은색이(가) 표시된 사진&#10;&#10;자동 생성된 설명"/>
+                    <pic:cNvPr id="19" name="그림 19" descr="텍스트, 대지, 검은색, 돌이(가) 표시된 사진&#10;&#10;자동 생성된 설명"/>
                     <pic:cNvPicPr/>
                   </pic:nvPicPr>
                   <pic:blipFill>
-                    <a:blip r:embed="rId11"/>
+                    <a:blip r:embed="rId19"/>
                     <a:stretch>
                       <a:fillRect/>
                     </a:stretch>
@@ -5605,7 +6413,7 @@
                   <pic:spPr>
                     <a:xfrm>
                       <a:off x="0" y="0"/>
-                      <a:ext cx="2909006" cy="2160000"/>
+                      <a:ext cx="3623804" cy="2890012"/>
                     </a:xfrm>
                     <a:prstGeom prst="rect">
                       <a:avLst/>
@@ -5620,58 +6428,196 @@
     </w:p>
     <w:p>
       <w:pPr>
+        <w:ind w:right="600"/>
+        <w:jc w:val="center"/>
+        <w:rPr>
+          <w:rFonts w:hint="eastAsia"/>
+          <w:b/>
+          <w:bCs/>
+          <w:noProof/>
+          <w:szCs w:val="20"/>
+        </w:rPr>
+      </w:pPr>
+      <w:r>
+        <w:rPr>
+          <w:rFonts w:hint="eastAsia"/>
+          <w:b/>
+          <w:bCs/>
+          <w:noProof/>
+          <w:szCs w:val="20"/>
+        </w:rPr>
+        <w:t>-</w:t>
+      </w:r>
+      <w:r>
+        <w:rPr>
+          <w:rFonts w:hint="eastAsia"/>
+          <w:b/>
+          <w:bCs/>
+          <w:noProof/>
+          <w:szCs w:val="20"/>
+        </w:rPr>
+        <w:t>Directional</w:t>
+      </w:r>
+      <w:r>
+        <w:rPr>
+          <w:b/>
+          <w:bCs/>
+          <w:noProof/>
+          <w:szCs w:val="20"/>
+        </w:rPr>
+        <w:t xml:space="preserve"> </w:t>
+      </w:r>
+      <w:r>
+        <w:rPr>
+          <w:rFonts w:hint="eastAsia"/>
+          <w:b/>
+          <w:bCs/>
+          <w:noProof/>
+          <w:szCs w:val="20"/>
+        </w:rPr>
+        <w:t>light</w:t>
+      </w:r>
+      <w:r>
+        <w:rPr>
+          <w:rFonts w:hint="eastAsia"/>
+          <w:b/>
+          <w:bCs/>
+          <w:noProof/>
+          <w:szCs w:val="20"/>
+        </w:rPr>
+        <w:t>,</w:t>
+      </w:r>
+      <w:r>
+        <w:rPr>
+          <w:b/>
+          <w:bCs/>
+          <w:noProof/>
+          <w:szCs w:val="20"/>
+        </w:rPr>
+        <w:t xml:space="preserve"> </w:t>
+      </w:r>
+      <w:r>
+        <w:rPr>
+          <w:rFonts w:hint="eastAsia"/>
+          <w:b/>
+          <w:bCs/>
+          <w:noProof/>
+          <w:szCs w:val="20"/>
+        </w:rPr>
+        <w:t>Spot</w:t>
+      </w:r>
+      <w:r>
+        <w:rPr>
+          <w:b/>
+          <w:bCs/>
+          <w:noProof/>
+          <w:szCs w:val="20"/>
+        </w:rPr>
+        <w:t xml:space="preserve"> </w:t>
+      </w:r>
+      <w:r>
+        <w:rPr>
+          <w:rFonts w:hint="eastAsia"/>
+          <w:b/>
+          <w:bCs/>
+          <w:noProof/>
+          <w:szCs w:val="20"/>
+        </w:rPr>
+        <w:t>light</w:t>
+      </w:r>
+      <w:r>
+        <w:rPr>
+          <w:rFonts w:hint="eastAsia"/>
+          <w:b/>
+          <w:bCs/>
+          <w:noProof/>
+          <w:szCs w:val="20"/>
+        </w:rPr>
+        <w:t>를 사용해 그림자를 만든 화면입니다.</w:t>
+      </w:r>
+    </w:p>
+    <w:p>
+      <w:pPr>
+        <w:rPr>
+          <w:b/>
+          <w:bCs/>
+          <w:szCs w:val="20"/>
+        </w:rPr>
+      </w:pPr>
+      <w:proofErr w:type="spellStart"/>
+      <w:r>
+        <w:rPr>
+          <w:rFonts w:hint="eastAsia"/>
+          <w:b/>
+          <w:bCs/>
+          <w:szCs w:val="20"/>
+        </w:rPr>
+        <w:t>블러링</w:t>
+      </w:r>
+      <w:proofErr w:type="spellEnd"/>
+    </w:p>
+    <w:p>
+      <w:pPr>
+        <w:pStyle w:val="a3"/>
+        <w:numPr>
+          <w:ilvl w:val="0"/>
+          <w:numId w:val="8"/>
+        </w:numPr>
+        <w:ind w:leftChars="0"/>
+        <w:rPr>
+          <w:szCs w:val="20"/>
+        </w:rPr>
+      </w:pPr>
+      <w:r>
+        <w:rPr>
+          <w:rFonts w:hint="eastAsia"/>
+          <w:szCs w:val="20"/>
+        </w:rPr>
+        <w:t>목표</w:t>
+      </w:r>
+    </w:p>
+    <w:p>
+      <w:pPr>
         <w:pStyle w:val="a3"/>
         <w:numPr>
           <w:ilvl w:val="0"/>
           <w:numId w:val="15"/>
         </w:numPr>
         <w:ind w:leftChars="0"/>
-        <w:jc w:val="center"/>
-        <w:rPr>
-          <w:b/>
-          <w:bCs/>
-          <w:szCs w:val="20"/>
-        </w:rPr>
-      </w:pPr>
-      <w:r>
-        <w:rPr>
-          <w:rFonts w:hint="eastAsia"/>
-          <w:b/>
-          <w:bCs/>
-          <w:szCs w:val="20"/>
-        </w:rPr>
-        <w:t>해골 주위를 도는 spot 조명을 두 개 생성하였습니다.</w:t>
-      </w:r>
-    </w:p>
-    <w:p>
-      <w:pPr>
-        <w:ind w:firstLine="800"/>
-        <w:rPr>
-          <w:b/>
-          <w:bCs/>
-          <w:szCs w:val="20"/>
-        </w:rPr>
-      </w:pPr>
-    </w:p>
-    <w:p>
-      <w:pPr>
-        <w:rPr>
-          <w:b/>
-          <w:bCs/>
-          <w:szCs w:val="20"/>
-        </w:rPr>
-      </w:pPr>
-      <w:proofErr w:type="spellStart"/>
-      <w:r>
-        <w:rPr>
-          <w:rFonts w:hint="eastAsia"/>
-          <w:b/>
-          <w:bCs/>
-          <w:szCs w:val="20"/>
-        </w:rPr>
-        <w:t>블러링</w:t>
-      </w:r>
-      <w:proofErr w:type="spellEnd"/>
+        <w:rPr>
+          <w:szCs w:val="20"/>
+        </w:rPr>
+      </w:pPr>
+      <w:r>
+        <w:rPr>
+          <w:rFonts w:hint="eastAsia"/>
+          <w:szCs w:val="20"/>
+        </w:rPr>
+        <w:t xml:space="preserve">계산 </w:t>
+      </w:r>
+      <w:proofErr w:type="spellStart"/>
+      <w:r>
+        <w:rPr>
+          <w:rFonts w:hint="eastAsia"/>
+          <w:szCs w:val="20"/>
+        </w:rPr>
+        <w:t>셰이더</w:t>
+      </w:r>
+      <w:r>
+        <w:rPr>
+          <w:rFonts w:hint="eastAsia"/>
+          <w:szCs w:val="20"/>
+        </w:rPr>
+        <w:t>를</w:t>
+      </w:r>
+      <w:proofErr w:type="spellEnd"/>
+      <w:r>
+        <w:rPr>
+          <w:rFonts w:hint="eastAsia"/>
+          <w:szCs w:val="20"/>
+        </w:rPr>
+        <w:t xml:space="preserve"> 사용해 포스트 프로세싱 효과를 만들어보자</w:t>
+      </w:r>
     </w:p>
     <w:p>
       <w:pPr>
@@ -5682,15 +6628,17 @@
         </w:numPr>
         <w:ind w:leftChars="0"/>
         <w:rPr>
-          <w:szCs w:val="20"/>
-        </w:rPr>
-      </w:pPr>
-      <w:r>
-        <w:rPr>
-          <w:rFonts w:hint="eastAsia"/>
-          <w:szCs w:val="20"/>
-        </w:rPr>
-        <w:t>목표</w:t>
+          <w:b/>
+          <w:bCs/>
+        </w:rPr>
+      </w:pPr>
+      <w:r>
+        <w:rPr>
+          <w:rFonts w:hint="eastAsia"/>
+          <w:b/>
+          <w:bCs/>
+        </w:rPr>
+        <w:t>구현</w:t>
       </w:r>
     </w:p>
     <w:p>
@@ -5702,54 +6650,72 @@
         </w:numPr>
         <w:ind w:leftChars="0"/>
         <w:rPr>
-          <w:szCs w:val="20"/>
-        </w:rPr>
-      </w:pPr>
-      <w:r>
-        <w:rPr>
-          <w:rFonts w:hint="eastAsia"/>
-          <w:szCs w:val="20"/>
-        </w:rPr>
-        <w:lastRenderedPageBreak/>
+          <w:b/>
+          <w:bCs/>
+        </w:rPr>
+      </w:pPr>
+      <w:r>
+        <w:rPr>
+          <w:rFonts w:hint="eastAsia"/>
+        </w:rPr>
         <w:t xml:space="preserve">계산 </w:t>
       </w:r>
       <w:proofErr w:type="spellStart"/>
       <w:r>
         <w:rPr>
           <w:rFonts w:hint="eastAsia"/>
-          <w:szCs w:val="20"/>
-        </w:rPr>
-        <w:t>쉐이더를</w:t>
-      </w:r>
-      <w:proofErr w:type="spellEnd"/>
-      <w:r>
-        <w:rPr>
-          <w:rFonts w:hint="eastAsia"/>
-          <w:szCs w:val="20"/>
-        </w:rPr>
-        <w:t xml:space="preserve"> 사용해 포스트 프로세싱 효과를 만들어보자</w:t>
-      </w:r>
-    </w:p>
-    <w:p>
-      <w:pPr>
-        <w:pStyle w:val="a3"/>
-        <w:numPr>
-          <w:ilvl w:val="0"/>
-          <w:numId w:val="8"/>
-        </w:numPr>
-        <w:ind w:leftChars="0"/>
-        <w:rPr>
-          <w:b/>
-          <w:bCs/>
-        </w:rPr>
-      </w:pPr>
-      <w:r>
-        <w:rPr>
-          <w:rFonts w:hint="eastAsia"/>
-          <w:b/>
-          <w:bCs/>
-        </w:rPr>
-        <w:t>구현</w:t>
+        </w:rPr>
+        <w:t>셰이더는</w:t>
+      </w:r>
+      <w:proofErr w:type="spellEnd"/>
+      <w:r>
+        <w:rPr>
+          <w:rFonts w:hint="eastAsia"/>
+        </w:rPr>
+        <w:t xml:space="preserve"> 그래픽 파이프라인</w:t>
+      </w:r>
+      <w:r>
+        <w:rPr>
+          <w:rFonts w:hint="eastAsia"/>
+        </w:rPr>
+        <w:t>에 포함되지 않고</w:t>
+      </w:r>
+      <w:r>
+        <w:rPr>
+          <w:rFonts w:hint="eastAsia"/>
+        </w:rPr>
+        <w:t xml:space="preserve"> 따로 존재하므로</w:t>
+      </w:r>
+      <w:r>
+        <w:t xml:space="preserve"> </w:t>
+      </w:r>
+      <w:r>
+        <w:rPr>
+          <w:rFonts w:hint="eastAsia"/>
+        </w:rPr>
+        <w:t>PSO를</w:t>
+      </w:r>
+      <w:r>
+        <w:t xml:space="preserve"> </w:t>
+      </w:r>
+      <w:proofErr w:type="spellStart"/>
+      <w:r>
+        <w:t>CreateCompute</w:t>
+      </w:r>
+      <w:proofErr w:type="spellEnd"/>
+      <w:r>
+        <w:t xml:space="preserve"> </w:t>
+      </w:r>
+      <w:proofErr w:type="spellStart"/>
+      <w:r>
+        <w:t>PipelineState</w:t>
+      </w:r>
+      <w:proofErr w:type="spellEnd"/>
+      <w:r>
+        <w:rPr>
+          <w:rFonts w:hint="eastAsia"/>
+        </w:rPr>
+        <w:t>를 이용해 만들어 줍니다.</w:t>
       </w:r>
     </w:p>
     <w:p>
@@ -6194,12 +7160,214 @@
     </w:p>
     <w:p>
       <w:pPr>
-        <w:jc w:val="right"/>
+        <w:pStyle w:val="a3"/>
+        <w:numPr>
+          <w:ilvl w:val="0"/>
+          <w:numId w:val="15"/>
+        </w:numPr>
+        <w:ind w:leftChars="0"/>
+        <w:rPr>
+          <w:b/>
+          <w:bCs/>
+        </w:rPr>
+      </w:pPr>
+      <w:r>
+        <w:rPr>
+          <w:rFonts w:hint="eastAsia"/>
+        </w:rPr>
+        <w:t xml:space="preserve">후면 버퍼에 렌더링을 한 후 후면 버퍼를 </w:t>
+      </w:r>
+      <w:proofErr w:type="spellStart"/>
+      <w:r>
+        <w:rPr>
+          <w:rFonts w:hint="eastAsia"/>
+        </w:rPr>
+        <w:t>텍스쳐에</w:t>
+      </w:r>
+      <w:proofErr w:type="spellEnd"/>
+      <w:r>
+        <w:rPr>
+          <w:rFonts w:hint="eastAsia"/>
+        </w:rPr>
+        <w:t xml:space="preserve"> </w:t>
+      </w:r>
+      <w:r>
+        <w:rPr>
+          <w:rFonts w:hint="eastAsia"/>
+        </w:rPr>
+        <w:t xml:space="preserve">복사해 </w:t>
+      </w:r>
+      <w:proofErr w:type="spellStart"/>
+      <w:r>
+        <w:rPr>
+          <w:rFonts w:hint="eastAsia"/>
+        </w:rPr>
+        <w:t>블러를</w:t>
+      </w:r>
+      <w:proofErr w:type="spellEnd"/>
+      <w:r>
+        <w:rPr>
+          <w:rFonts w:hint="eastAsia"/>
+        </w:rPr>
+        <w:t xml:space="preserve"> 적용하고 적용된 텍스처를 다시 후면 버퍼에 복사했습니다.</w:t>
+      </w:r>
+    </w:p>
+    <w:p>
+      <w:pPr>
+        <w:rPr>
+          <w:rFonts w:hint="eastAsia"/>
+          <w:b/>
+          <w:bCs/>
+        </w:rPr>
+      </w:pPr>
+      <w:r>
+        <w:rPr>
+          <w:b/>
+          <w:bCs/>
+        </w:rPr>
+        <w:lastRenderedPageBreak/>
+        <w:drawing>
+          <wp:inline distT="0" distB="0" distL="0" distR="0" wp14:anchorId="2B701AA0" wp14:editId="2AB058B0">
+            <wp:extent cx="6645910" cy="4338955"/>
+            <wp:effectExtent l="0" t="0" r="2540" b="4445"/>
+            <wp:docPr id="20" name="그림 20" descr="텍스트이(가) 표시된 사진&#10;&#10;자동 생성된 설명"/>
+            <wp:cNvGraphicFramePr>
+              <a:graphicFrameLocks xmlns:a="http://schemas.openxmlformats.org/drawingml/2006/main" noChangeAspect="1"/>
+            </wp:cNvGraphicFramePr>
+            <a:graphic xmlns:a="http://schemas.openxmlformats.org/drawingml/2006/main">
+              <a:graphicData uri="http://schemas.openxmlformats.org/drawingml/2006/picture">
+                <pic:pic xmlns:pic="http://schemas.openxmlformats.org/drawingml/2006/picture">
+                  <pic:nvPicPr>
+                    <pic:cNvPr id="20" name="그림 20" descr="텍스트이(가) 표시된 사진&#10;&#10;자동 생성된 설명"/>
+                    <pic:cNvPicPr/>
+                  </pic:nvPicPr>
+                  <pic:blipFill>
+                    <a:blip r:embed="rId20"/>
+                    <a:stretch>
+                      <a:fillRect/>
+                    </a:stretch>
+                  </pic:blipFill>
+                  <pic:spPr>
+                    <a:xfrm>
+                      <a:off x="0" y="0"/>
+                      <a:ext cx="6645910" cy="4338955"/>
+                    </a:xfrm>
+                    <a:prstGeom prst="rect">
+                      <a:avLst/>
+                    </a:prstGeom>
+                  </pic:spPr>
+                </pic:pic>
+              </a:graphicData>
+            </a:graphic>
+          </wp:inline>
+        </w:drawing>
+      </w:r>
+    </w:p>
+    <w:p>
+      <w:pPr>
+        <w:jc w:val="center"/>
+      </w:pPr>
+      <w:r>
+        <w:drawing>
+          <wp:inline distT="0" distB="0" distL="0" distR="0" wp14:anchorId="287A13DA" wp14:editId="0CBBE967">
+            <wp:extent cx="6645910" cy="3254375"/>
+            <wp:effectExtent l="0" t="0" r="2540" b="3175"/>
+            <wp:docPr id="21" name="그림 21" descr="텍스트이(가) 표시된 사진&#10;&#10;자동 생성된 설명"/>
+            <wp:cNvGraphicFramePr>
+              <a:graphicFrameLocks xmlns:a="http://schemas.openxmlformats.org/drawingml/2006/main" noChangeAspect="1"/>
+            </wp:cNvGraphicFramePr>
+            <a:graphic xmlns:a="http://schemas.openxmlformats.org/drawingml/2006/main">
+              <a:graphicData uri="http://schemas.openxmlformats.org/drawingml/2006/picture">
+                <pic:pic xmlns:pic="http://schemas.openxmlformats.org/drawingml/2006/picture">
+                  <pic:nvPicPr>
+                    <pic:cNvPr id="21" name="그림 21" descr="텍스트이(가) 표시된 사진&#10;&#10;자동 생성된 설명"/>
+                    <pic:cNvPicPr/>
+                  </pic:nvPicPr>
+                  <pic:blipFill>
+                    <a:blip r:embed="rId21"/>
+                    <a:stretch>
+                      <a:fillRect/>
+                    </a:stretch>
+                  </pic:blipFill>
+                  <pic:spPr>
+                    <a:xfrm>
+                      <a:off x="0" y="0"/>
+                      <a:ext cx="6645910" cy="3254375"/>
+                    </a:xfrm>
+                    <a:prstGeom prst="rect">
+                      <a:avLst/>
+                    </a:prstGeom>
+                  </pic:spPr>
+                </pic:pic>
+              </a:graphicData>
+            </a:graphic>
+          </wp:inline>
+        </w:drawing>
+      </w:r>
+    </w:p>
+    <w:p>
+      <w:pPr>
+        <w:jc w:val="center"/>
+        <w:rPr>
+          <w:rFonts w:hint="eastAsia"/>
+          <w:b/>
+          <w:bCs/>
+        </w:rPr>
+      </w:pPr>
+      <w:r>
+        <w:rPr>
+          <w:rFonts w:hint="eastAsia"/>
+          <w:b/>
+          <w:bCs/>
+        </w:rPr>
+        <w:t xml:space="preserve">후면 버퍼의 내용을 복사한 </w:t>
+      </w:r>
+      <w:proofErr w:type="spellStart"/>
+      <w:r>
+        <w:rPr>
+          <w:rFonts w:hint="eastAsia"/>
+          <w:b/>
+          <w:bCs/>
+        </w:rPr>
+        <w:t>텍스쳐에</w:t>
+      </w:r>
+      <w:proofErr w:type="spellEnd"/>
+      <w:r>
+        <w:rPr>
+          <w:rFonts w:hint="eastAsia"/>
+          <w:b/>
+          <w:bCs/>
+        </w:rPr>
+        <w:t xml:space="preserve"> </w:t>
+      </w:r>
+      <w:proofErr w:type="spellStart"/>
+      <w:r>
+        <w:rPr>
+          <w:rFonts w:hint="eastAsia"/>
+          <w:b/>
+          <w:bCs/>
+        </w:rPr>
+        <w:t>블러를</w:t>
+      </w:r>
+      <w:proofErr w:type="spellEnd"/>
+      <w:r>
+        <w:rPr>
+          <w:rFonts w:hint="eastAsia"/>
+          <w:b/>
+          <w:bCs/>
+        </w:rPr>
+        <w:t xml:space="preserve"> 적용한 뒤 다시 후면 버퍼에 복사하는 코드입니다.</w:t>
+      </w:r>
+    </w:p>
+    <w:p>
+      <w:pPr>
+        <w:jc w:val="center"/>
       </w:pPr>
       <w:r>
         <w:rPr>
           <w:noProof/>
         </w:rPr>
+        <w:lastRenderedPageBreak/>
         <w:drawing>
           <wp:inline distT="0" distB="0" distL="0" distR="0" wp14:anchorId="3F5FE489" wp14:editId="5CCF3143">
             <wp:extent cx="2708553" cy="2160000"/>
@@ -6216,7 +7384,7 @@
                     <pic:cNvPicPr/>
                   </pic:nvPicPr>
                   <pic:blipFill>
-                    <a:blip r:embed="rId12"/>
+                    <a:blip r:embed="rId22"/>
                     <a:stretch>
                       <a:fillRect/>
                     </a:stretch>
@@ -6240,12 +7408,6 @@
         <w:rPr>
           <w:noProof/>
         </w:rPr>
-        <w:t xml:space="preserve"> </w:t>
-      </w:r>
-      <w:r>
-        <w:rPr>
-          <w:noProof/>
-        </w:rPr>
         <w:drawing>
           <wp:inline distT="0" distB="0" distL="0" distR="0" wp14:anchorId="13A1BAD9" wp14:editId="3E89D2B3">
             <wp:extent cx="2708553" cy="2160000"/>
@@ -6262,7 +7424,7 @@
                     <pic:cNvPicPr/>
                   </pic:nvPicPr>
                   <pic:blipFill>
-                    <a:blip r:embed="rId13"/>
+                    <a:blip r:embed="rId23"/>
                     <a:stretch>
                       <a:fillRect/>
                     </a:stretch>
@@ -6290,7 +7452,7 @@
     </w:p>
     <w:sectPr>
       <w:pgSz w:w="11906" w:h="16838"/>
-      <w:pgMar w:top="1701" w:right="1440" w:bottom="1440" w:left="1440" w:header="851" w:footer="992" w:gutter="0"/>
+      <w:pgMar w:top="720" w:right="720" w:bottom="720" w:left="720" w:header="851" w:footer="992" w:gutter="0"/>
       <w:cols w:space="425"/>
       <w:docGrid w:linePitch="360"/>
     </w:sectPr>
@@ -6299,7 +7461,7 @@
 </file>
 
 <file path=word/numbering.xml><?xml version="1.0" encoding="utf-8"?>
-<w:numbering xmlns:wpc="http://schemas.microsoft.com/office/word/2010/wordprocessingCanvas" xmlns:cx="http://schemas.microsoft.com/office/drawing/2014/chartex" xmlns:cx1="http://schemas.microsoft.com/office/drawing/2015/9/8/chartex" xmlns:cx2="http://schemas.microsoft.com/office/drawing/2015/10/21/chartex" xmlns:cx3="http://schemas.microsoft.com/office/drawing/2016/5/9/chartex" xmlns:cx4="http://schemas.microsoft.com/office/drawing/2016/5/10/chartex" xmlns:cx5="http://schemas.microsoft.com/office/drawing/2016/5/11/chartex" xmlns:cx6="http://schemas.microsoft.com/office/drawing/2016/5/12/chartex" xmlns:cx7="http://schemas.microsoft.com/office/drawing/2016/5/13/chartex" xmlns:cx8="http://schemas.microsoft.com/office/drawing/2016/5/14/chartex" xmlns:mc="http://schemas.openxmlformats.org/markup-compatibility/2006" xmlns:aink="http://schemas.microsoft.com/office/drawing/2016/ink" xmlns:am3d="http://schemas.microsoft.com/office/drawing/2017/model3d" xmlns:o="urn:schemas-microsoft-com:office:office" xmlns:r="http://schemas.openxmlformats.org/officeDocument/2006/relationships" xmlns:m="http://schemas.openxmlformats.org/officeDocument/2006/math" xmlns:v="urn:schemas-microsoft-com:vml" xmlns:wp14="http://schemas.microsoft.com/office/word/2010/wordprocessingDrawing" xmlns:wp="http://schemas.openxmlformats.org/drawingml/2006/wordprocessingDrawing" xmlns:w10="urn:schemas-microsoft-com:office:word" xmlns:w="http://schemas.openxmlformats.org/wordprocessingml/2006/main" xmlns:w14="http://schemas.microsoft.com/office/word/2010/wordml" xmlns:w15="http://schemas.microsoft.com/office/word/2012/wordml" xmlns:w16cex="http://schemas.microsoft.com/office/word/2018/wordml/cex" xmlns:w16cid="http://schemas.microsoft.com/office/word/2016/wordml/cid" xmlns:w16="http://schemas.microsoft.com/office/word/2018/wordml" xmlns:w16sdtdh="http://schemas.microsoft.com/office/word/2020/wordml/sdtdatahash" xmlns:w16se="http://schemas.microsoft.com/office/word/2015/wordml/symex" xmlns:wpg="http://schemas.microsoft.com/office/word/2010/wordprocessingGroup" xmlns:wpi="http://schemas.microsoft.com/office/word/2010/wordprocessingInk" xmlns:wne="http://schemas.microsoft.com/office/word/2006/wordml" xmlns:wps="http://schemas.microsoft.com/office/word/2010/wordprocessingShape" mc:Ignorable="w14 w15 w16se w16cid w16 w16cex w16sdtdh wp14">
+<w:numbering xmlns:wpc="http://schemas.microsoft.com/office/word/2010/wordprocessingCanvas" xmlns:cx="http://schemas.microsoft.com/office/drawing/2014/chartex" xmlns:cx1="http://schemas.microsoft.com/office/drawing/2015/9/8/chartex" xmlns:cx2="http://schemas.microsoft.com/office/drawing/2015/10/21/chartex" xmlns:cx3="http://schemas.microsoft.com/office/drawing/2016/5/9/chartex" xmlns:cx4="http://schemas.microsoft.com/office/drawing/2016/5/10/chartex" xmlns:cx5="http://schemas.microsoft.com/office/drawing/2016/5/11/chartex" xmlns:cx6="http://schemas.microsoft.com/office/drawing/2016/5/12/chartex" xmlns:cx7="http://schemas.microsoft.com/office/drawing/2016/5/13/chartex" xmlns:cx8="http://schemas.microsoft.com/office/drawing/2016/5/14/chartex" xmlns:mc="http://schemas.openxmlformats.org/markup-compatibility/2006" xmlns:aink="http://schemas.microsoft.com/office/drawing/2016/ink" xmlns:am3d="http://schemas.microsoft.com/office/drawing/2017/model3d" xmlns:o="urn:schemas-microsoft-com:office:office" xmlns:oel="http://schemas.microsoft.com/office/2019/extlst" xmlns:r="http://schemas.openxmlformats.org/officeDocument/2006/relationships" xmlns:m="http://schemas.openxmlformats.org/officeDocument/2006/math" xmlns:v="urn:schemas-microsoft-com:vml" xmlns:wp14="http://schemas.microsoft.com/office/word/2010/wordprocessingDrawing" xmlns:wp="http://schemas.openxmlformats.org/drawingml/2006/wordprocessingDrawing" xmlns:w10="urn:schemas-microsoft-com:office:word" xmlns:w="http://schemas.openxmlformats.org/wordprocessingml/2006/main" xmlns:w14="http://schemas.microsoft.com/office/word/2010/wordml" xmlns:w15="http://schemas.microsoft.com/office/word/2012/wordml" xmlns:w16cex="http://schemas.microsoft.com/office/word/2018/wordml/cex" xmlns:w16cid="http://schemas.microsoft.com/office/word/2016/wordml/cid" xmlns:w16="http://schemas.microsoft.com/office/word/2018/wordml" xmlns:w16sdtdh="http://schemas.microsoft.com/office/word/2020/wordml/sdtdatahash" xmlns:w16se="http://schemas.microsoft.com/office/word/2015/wordml/symex" xmlns:wpg="http://schemas.microsoft.com/office/word/2010/wordprocessingGroup" xmlns:wpi="http://schemas.microsoft.com/office/word/2010/wordprocessingInk" xmlns:wne="http://schemas.microsoft.com/office/word/2006/wordml" xmlns:wps="http://schemas.microsoft.com/office/word/2010/wordprocessingShape" mc:Ignorable="w14 w15 w16se w16cid w16 w16cex w16sdtdh wp14">
   <w:abstractNum w:abstractNumId="0" w15:restartNumberingAfterBreak="0">
     <w:nsid w:val="0F142C92"/>
     <w:multiLevelType w:val="hybridMultilevel"/>
@@ -6753,6 +7915,118 @@
     </w:lvl>
   </w:abstractNum>
   <w:abstractNum w:abstractNumId="4" w15:restartNumberingAfterBreak="0">
+    <w:nsid w:val="1F6E005D"/>
+    <w:multiLevelType w:val="hybridMultilevel"/>
+    <w:tmpl w:val="8F16B242"/>
+    <w:lvl w:ilvl="0" w:tplc="5A1EC336">
+      <w:numFmt w:val="bullet"/>
+      <w:lvlText w:val="-"/>
+      <w:lvlJc w:val="left"/>
+      <w:pPr>
+        <w:ind w:left="1160" w:hanging="360"/>
+      </w:pPr>
+      <w:rPr>
+        <w:rFonts w:ascii="맑은 고딕" w:eastAsia="맑은 고딕" w:hAnsi="맑은 고딕" w:cstheme="minorBidi" w:hint="eastAsia"/>
+      </w:rPr>
+    </w:lvl>
+    <w:lvl w:ilvl="1" w:tplc="04090003" w:tentative="1">
+      <w:start w:val="1"/>
+      <w:numFmt w:val="bullet"/>
+      <w:lvlText w:val=""/>
+      <w:lvlJc w:val="left"/>
+      <w:pPr>
+        <w:ind w:left="1600" w:hanging="400"/>
+      </w:pPr>
+      <w:rPr>
+        <w:rFonts w:ascii="Wingdings" w:hAnsi="Wingdings" w:hint="default"/>
+      </w:rPr>
+    </w:lvl>
+    <w:lvl w:ilvl="2" w:tplc="04090005" w:tentative="1">
+      <w:start w:val="1"/>
+      <w:numFmt w:val="bullet"/>
+      <w:lvlText w:val=""/>
+      <w:lvlJc w:val="left"/>
+      <w:pPr>
+        <w:ind w:left="2000" w:hanging="400"/>
+      </w:pPr>
+      <w:rPr>
+        <w:rFonts w:ascii="Wingdings" w:hAnsi="Wingdings" w:hint="default"/>
+      </w:rPr>
+    </w:lvl>
+    <w:lvl w:ilvl="3" w:tplc="04090001" w:tentative="1">
+      <w:start w:val="1"/>
+      <w:numFmt w:val="bullet"/>
+      <w:lvlText w:val=""/>
+      <w:lvlJc w:val="left"/>
+      <w:pPr>
+        <w:ind w:left="2400" w:hanging="400"/>
+      </w:pPr>
+      <w:rPr>
+        <w:rFonts w:ascii="Wingdings" w:hAnsi="Wingdings" w:hint="default"/>
+      </w:rPr>
+    </w:lvl>
+    <w:lvl w:ilvl="4" w:tplc="04090003" w:tentative="1">
+      <w:start w:val="1"/>
+      <w:numFmt w:val="bullet"/>
+      <w:lvlText w:val=""/>
+      <w:lvlJc w:val="left"/>
+      <w:pPr>
+        <w:ind w:left="2800" w:hanging="400"/>
+      </w:pPr>
+      <w:rPr>
+        <w:rFonts w:ascii="Wingdings" w:hAnsi="Wingdings" w:hint="default"/>
+      </w:rPr>
+    </w:lvl>
+    <w:lvl w:ilvl="5" w:tplc="04090005" w:tentative="1">
+      <w:start w:val="1"/>
+      <w:numFmt w:val="bullet"/>
+      <w:lvlText w:val=""/>
+      <w:lvlJc w:val="left"/>
+      <w:pPr>
+        <w:ind w:left="3200" w:hanging="400"/>
+      </w:pPr>
+      <w:rPr>
+        <w:rFonts w:ascii="Wingdings" w:hAnsi="Wingdings" w:hint="default"/>
+      </w:rPr>
+    </w:lvl>
+    <w:lvl w:ilvl="6" w:tplc="04090001" w:tentative="1">
+      <w:start w:val="1"/>
+      <w:numFmt w:val="bullet"/>
+      <w:lvlText w:val=""/>
+      <w:lvlJc w:val="left"/>
+      <w:pPr>
+        <w:ind w:left="3600" w:hanging="400"/>
+      </w:pPr>
+      <w:rPr>
+        <w:rFonts w:ascii="Wingdings" w:hAnsi="Wingdings" w:hint="default"/>
+      </w:rPr>
+    </w:lvl>
+    <w:lvl w:ilvl="7" w:tplc="04090003" w:tentative="1">
+      <w:start w:val="1"/>
+      <w:numFmt w:val="bullet"/>
+      <w:lvlText w:val=""/>
+      <w:lvlJc w:val="left"/>
+      <w:pPr>
+        <w:ind w:left="4000" w:hanging="400"/>
+      </w:pPr>
+      <w:rPr>
+        <w:rFonts w:ascii="Wingdings" w:hAnsi="Wingdings" w:hint="default"/>
+      </w:rPr>
+    </w:lvl>
+    <w:lvl w:ilvl="8" w:tplc="04090005" w:tentative="1">
+      <w:start w:val="1"/>
+      <w:numFmt w:val="bullet"/>
+      <w:lvlText w:val=""/>
+      <w:lvlJc w:val="left"/>
+      <w:pPr>
+        <w:ind w:left="4400" w:hanging="400"/>
+      </w:pPr>
+      <w:rPr>
+        <w:rFonts w:ascii="Wingdings" w:hAnsi="Wingdings" w:hint="default"/>
+      </w:rPr>
+    </w:lvl>
+  </w:abstractNum>
+  <w:abstractNum w:abstractNumId="5" w15:restartNumberingAfterBreak="0">
     <w:nsid w:val="30101969"/>
     <w:multiLevelType w:val="hybridMultilevel"/>
     <w:tmpl w:val="C37E74A2"/>
@@ -6865,7 +8139,7 @@
       </w:rPr>
     </w:lvl>
   </w:abstractNum>
-  <w:abstractNum w:abstractNumId="5" w15:restartNumberingAfterBreak="0">
+  <w:abstractNum w:abstractNumId="6" w15:restartNumberingAfterBreak="0">
     <w:nsid w:val="32B20211"/>
     <w:multiLevelType w:val="hybridMultilevel"/>
     <w:tmpl w:val="FD901E2E"/>
@@ -6978,7 +8252,7 @@
       </w:rPr>
     </w:lvl>
   </w:abstractNum>
-  <w:abstractNum w:abstractNumId="6" w15:restartNumberingAfterBreak="0">
+  <w:abstractNum w:abstractNumId="7" w15:restartNumberingAfterBreak="0">
     <w:nsid w:val="516420D8"/>
     <w:multiLevelType w:val="hybridMultilevel"/>
     <w:tmpl w:val="84D2D7B8"/>
@@ -7091,7 +8365,7 @@
       </w:rPr>
     </w:lvl>
   </w:abstractNum>
-  <w:abstractNum w:abstractNumId="7" w15:restartNumberingAfterBreak="0">
+  <w:abstractNum w:abstractNumId="8" w15:restartNumberingAfterBreak="0">
     <w:nsid w:val="51C11092"/>
     <w:multiLevelType w:val="hybridMultilevel"/>
     <w:tmpl w:val="9390720C"/>
@@ -7107,7 +8381,7 @@
         <w:rFonts w:ascii="Wingdings" w:hAnsi="Wingdings" w:hint="default"/>
       </w:rPr>
     </w:lvl>
-    <w:lvl w:ilvl="1" w:tplc="04090003" w:tentative="1">
+    <w:lvl w:ilvl="1" w:tplc="04090003">
       <w:start w:val="1"/>
       <w:numFmt w:val="bullet"/>
       <w:lvlText w:val=""/>
@@ -7204,7 +8478,7 @@
       </w:rPr>
     </w:lvl>
   </w:abstractNum>
-  <w:abstractNum w:abstractNumId="8" w15:restartNumberingAfterBreak="0">
+  <w:abstractNum w:abstractNumId="9" w15:restartNumberingAfterBreak="0">
     <w:nsid w:val="5A6823C4"/>
     <w:multiLevelType w:val="hybridMultilevel"/>
     <w:tmpl w:val="820ED0C2"/>
@@ -7317,7 +8591,7 @@
       </w:rPr>
     </w:lvl>
   </w:abstractNum>
-  <w:abstractNum w:abstractNumId="9" w15:restartNumberingAfterBreak="0">
+  <w:abstractNum w:abstractNumId="10" w15:restartNumberingAfterBreak="0">
     <w:nsid w:val="5A6B07E1"/>
     <w:multiLevelType w:val="hybridMultilevel"/>
     <w:tmpl w:val="E9946E6E"/>
@@ -7430,7 +8704,7 @@
       </w:rPr>
     </w:lvl>
   </w:abstractNum>
-  <w:abstractNum w:abstractNumId="10" w15:restartNumberingAfterBreak="0">
+  <w:abstractNum w:abstractNumId="11" w15:restartNumberingAfterBreak="0">
     <w:nsid w:val="5EEC4E95"/>
     <w:multiLevelType w:val="hybridMultilevel"/>
     <w:tmpl w:val="FD984F2E"/>
@@ -7543,7 +8817,7 @@
       </w:rPr>
     </w:lvl>
   </w:abstractNum>
-  <w:abstractNum w:abstractNumId="11" w15:restartNumberingAfterBreak="0">
+  <w:abstractNum w:abstractNumId="12" w15:restartNumberingAfterBreak="0">
     <w:nsid w:val="6A2422CF"/>
     <w:multiLevelType w:val="hybridMultilevel"/>
     <w:tmpl w:val="37262AC4"/>
@@ -7656,7 +8930,7 @@
       </w:rPr>
     </w:lvl>
   </w:abstractNum>
-  <w:abstractNum w:abstractNumId="12" w15:restartNumberingAfterBreak="0">
+  <w:abstractNum w:abstractNumId="13" w15:restartNumberingAfterBreak="0">
     <w:nsid w:val="71895B68"/>
     <w:multiLevelType w:val="hybridMultilevel"/>
     <w:tmpl w:val="E5F8E9DE"/>
@@ -7769,7 +9043,7 @@
       </w:rPr>
     </w:lvl>
   </w:abstractNum>
-  <w:abstractNum w:abstractNumId="13" w15:restartNumberingAfterBreak="0">
+  <w:abstractNum w:abstractNumId="14" w15:restartNumberingAfterBreak="0">
     <w:nsid w:val="72B96C52"/>
     <w:multiLevelType w:val="hybridMultilevel"/>
     <w:tmpl w:val="CCE4CD12"/>
@@ -7882,7 +9156,7 @@
       </w:rPr>
     </w:lvl>
   </w:abstractNum>
-  <w:abstractNum w:abstractNumId="14" w15:restartNumberingAfterBreak="0">
+  <w:abstractNum w:abstractNumId="15" w15:restartNumberingAfterBreak="0">
     <w:nsid w:val="7BC636F1"/>
     <w:multiLevelType w:val="hybridMultilevel"/>
     <w:tmpl w:val="FF2851D0"/>
@@ -7996,49 +9270,52 @@
     </w:lvl>
   </w:abstractNum>
   <w:num w:numId="1" w16cid:durableId="750812697">
-    <w:abstractNumId w:val="10"/>
+    <w:abstractNumId w:val="11"/>
   </w:num>
   <w:num w:numId="2" w16cid:durableId="1781870796">
-    <w:abstractNumId w:val="4"/>
+    <w:abstractNumId w:val="5"/>
   </w:num>
   <w:num w:numId="3" w16cid:durableId="673461119">
-    <w:abstractNumId w:val="8"/>
+    <w:abstractNumId w:val="9"/>
   </w:num>
   <w:num w:numId="4" w16cid:durableId="1968117999">
-    <w:abstractNumId w:val="7"/>
+    <w:abstractNumId w:val="8"/>
   </w:num>
   <w:num w:numId="5" w16cid:durableId="627785070">
     <w:abstractNumId w:val="0"/>
   </w:num>
   <w:num w:numId="6" w16cid:durableId="1328704714">
-    <w:abstractNumId w:val="9"/>
+    <w:abstractNumId w:val="10"/>
   </w:num>
   <w:num w:numId="7" w16cid:durableId="1366564631">
-    <w:abstractNumId w:val="11"/>
+    <w:abstractNumId w:val="12"/>
   </w:num>
   <w:num w:numId="8" w16cid:durableId="1967655865">
-    <w:abstractNumId w:val="6"/>
+    <w:abstractNumId w:val="7"/>
   </w:num>
   <w:num w:numId="9" w16cid:durableId="1059865310">
-    <w:abstractNumId w:val="13"/>
+    <w:abstractNumId w:val="14"/>
   </w:num>
   <w:num w:numId="10" w16cid:durableId="650135597">
-    <w:abstractNumId w:val="12"/>
+    <w:abstractNumId w:val="13"/>
   </w:num>
   <w:num w:numId="11" w16cid:durableId="1312171214">
     <w:abstractNumId w:val="1"/>
   </w:num>
   <w:num w:numId="12" w16cid:durableId="1665627507">
-    <w:abstractNumId w:val="14"/>
+    <w:abstractNumId w:val="15"/>
   </w:num>
   <w:num w:numId="13" w16cid:durableId="1191143520">
     <w:abstractNumId w:val="3"/>
   </w:num>
   <w:num w:numId="14" w16cid:durableId="382406646">
-    <w:abstractNumId w:val="5"/>
+    <w:abstractNumId w:val="6"/>
   </w:num>
   <w:num w:numId="15" w16cid:durableId="2029015893">
     <w:abstractNumId w:val="2"/>
+  </w:num>
+  <w:num w:numId="16" w16cid:durableId="1669475298">
+    <w:abstractNumId w:val="4"/>
   </w:num>
 </w:numbering>
 </file>
@@ -8486,6 +9763,20 @@
       <w:ind w:leftChars="400" w:left="800"/>
     </w:pPr>
   </w:style>
+  <w:style w:type="paragraph" w:styleId="a4">
+    <w:name w:val="caption"/>
+    <w:basedOn w:val="a"/>
+    <w:next w:val="a"/>
+    <w:uiPriority w:val="35"/>
+    <w:unhideWhenUsed/>
+    <w:qFormat/>
+    <w:rsid w:val="00636240"/>
+    <w:rPr>
+      <w:b/>
+      <w:bCs/>
+      <w:szCs w:val="20"/>
+    </w:rPr>
+  </w:style>
 </w:styles>
 </file>
 
